--- a/03_Frontend_Dashboard/Investigacion/Requerimientos_funcionales.docx
+++ b/03_Frontend_Dashboard/Investigacion/Requerimientos_funcionales.docx
@@ -4,45 +4,1765 @@
   <w:body>
     <w:p>
       <w:pPr>
+        <w:rPr>
+          <w:rFonts w:ascii="Arial" w:hAnsi="Arial" w:cs="Arial"/>
+        </w:rPr>
+      </w:pPr>
+    </w:p>
+    <w:p>
+      <w:pPr>
+        <w:jc w:val="center"/>
+        <w:rPr>
+          <w:rFonts w:ascii="Arial" w:eastAsia="Museo Sans 300" w:hAnsi="Arial" w:cs="Arial"/>
+          <w:b/>
+        </w:rPr>
+      </w:pPr>
+    </w:p>
+    <w:p>
+      <w:pPr>
+        <w:jc w:val="center"/>
+        <w:rPr>
+          <w:rFonts w:ascii="Arial" w:eastAsia="Museo Sans 300" w:hAnsi="Arial" w:cs="Arial"/>
+          <w:b/>
+        </w:rPr>
+      </w:pPr>
+      <w:r>
+        <w:rPr>
+          <w:rFonts w:ascii="Arial" w:hAnsi="Arial" w:cs="Arial"/>
+          <w:noProof/>
+        </w:rPr>
+        <mc:AlternateContent>
+          <mc:Choice Requires="wps">
+            <w:drawing>
+              <wp:anchor distT="0" distB="0" distL="114300" distR="114300" simplePos="0" relativeHeight="251659264" behindDoc="0" locked="0" layoutInCell="1" allowOverlap="1" wp14:anchorId="59FB10E7" wp14:editId="0FC44BA8">
+                <wp:simplePos x="0" y="0"/>
+                <wp:positionH relativeFrom="margin">
+                  <wp:align>left</wp:align>
+                </wp:positionH>
+                <wp:positionV relativeFrom="paragraph">
+                  <wp:posOffset>13970</wp:posOffset>
+                </wp:positionV>
+                <wp:extent cx="1828800" cy="2352675"/>
+                <wp:effectExtent l="0" t="0" r="0" b="9525"/>
+                <wp:wrapNone/>
+                <wp:docPr id="215451614" name="Cuadro de texto 1"/>
+                <wp:cNvGraphicFramePr/>
+                <a:graphic xmlns:a="http://schemas.openxmlformats.org/drawingml/2006/main">
+                  <a:graphicData uri="http://schemas.microsoft.com/office/word/2010/wordprocessingShape">
+                    <wps:wsp>
+                      <wps:cNvSpPr txBox="1"/>
+                      <wps:spPr>
+                        <a:xfrm>
+                          <a:off x="0" y="0"/>
+                          <a:ext cx="1828800" cy="2352675"/>
+                        </a:xfrm>
+                        <a:prstGeom prst="rect">
+                          <a:avLst/>
+                        </a:prstGeom>
+                        <a:noFill/>
+                        <a:ln>
+                          <a:noFill/>
+                        </a:ln>
+                      </wps:spPr>
+                      <wps:txbx>
+                        <w:txbxContent>
+                          <w:p>
+                            <w:pPr>
+                              <w:spacing w:line="276" w:lineRule="auto"/>
+                              <w:jc w:val="center"/>
+                              <w:rPr>
+                                <w:rFonts w:ascii="Avenir Medium" w:eastAsia="Museo Sans 300" w:hAnsi="Avenir Medium" w:cs="Museo Sans 300"/>
+                                <w:b/>
+                                <w:bCs/>
+                                <w:color w:val="4472C4" w:themeColor="accent1"/>
+                                <w:sz w:val="62"/>
+                                <w:szCs w:val="62"/>
+                                <w14:shadow w14:blurRad="38100" w14:dist="25400" w14:dir="5400000" w14:sx="100000" w14:sy="100000" w14:kx="0" w14:ky="0" w14:algn="ctr">
+                                  <w14:srgbClr w14:val="6E747A">
+                                    <w14:alpha w14:val="57000"/>
+                                  </w14:srgbClr>
+                                </w14:shadow>
+                                <w14:textOutline w14:w="0" w14:cap="flat" w14:cmpd="sng" w14:algn="ctr">
+                                  <w14:noFill/>
+                                  <w14:prstDash w14:val="solid"/>
+                                  <w14:round/>
+                                </w14:textOutline>
+                              </w:rPr>
+                            </w:pPr>
+                            <w:r>
+                              <w:rPr>
+                                <w:rFonts w:ascii="Avenir Medium" w:eastAsia="Museo Sans 300" w:hAnsi="Avenir Medium" w:cs="Museo Sans 300"/>
+                                <w:b/>
+                                <w:bCs/>
+                                <w:color w:val="4472C4" w:themeColor="accent1"/>
+                                <w:sz w:val="62"/>
+                                <w:szCs w:val="62"/>
+                                <w14:shadow w14:blurRad="38100" w14:dist="25400" w14:dir="5400000" w14:sx="100000" w14:sy="100000" w14:kx="0" w14:ky="0" w14:algn="ctr">
+                                  <w14:srgbClr w14:val="6E747A">
+                                    <w14:alpha w14:val="57000"/>
+                                  </w14:srgbClr>
+                                </w14:shadow>
+                                <w14:textOutline w14:w="0" w14:cap="flat" w14:cmpd="sng" w14:algn="ctr">
+                                  <w14:noFill/>
+                                  <w14:prstDash w14:val="solid"/>
+                                  <w14:round/>
+                                </w14:textOutline>
+                              </w:rPr>
+                              <w:t>IAM Avanzado y Zero Trust – Plataforma de Gestión de Identidades y Acceso Seguro en la Nube</w:t>
+                            </w:r>
+                          </w:p>
+                          <w:p>
+                            <w:pPr>
+                              <w:spacing w:line="276" w:lineRule="auto"/>
+                              <w:jc w:val="center"/>
+                              <w:rPr>
+                                <w:rFonts w:ascii="Avenir Medium" w:eastAsia="Museo Sans 300" w:hAnsi="Avenir Medium" w:cs="Museo Sans 300"/>
+                                <w:color w:val="4472C4" w:themeColor="accent1"/>
+                                <w:sz w:val="72"/>
+                                <w:szCs w:val="72"/>
+                                <w14:shadow w14:blurRad="38100" w14:dist="25400" w14:dir="5400000" w14:sx="100000" w14:sy="100000" w14:kx="0" w14:ky="0" w14:algn="ctr">
+                                  <w14:srgbClr w14:val="6E747A">
+                                    <w14:alpha w14:val="57000"/>
+                                  </w14:srgbClr>
+                                </w14:shadow>
+                                <w14:textOutline w14:w="0" w14:cap="flat" w14:cmpd="sng" w14:algn="ctr">
+                                  <w14:noFill/>
+                                  <w14:prstDash w14:val="solid"/>
+                                  <w14:round/>
+                                </w14:textOutline>
+                              </w:rPr>
+                            </w:pPr>
+                          </w:p>
+                        </w:txbxContent>
+                      </wps:txbx>
+                      <wps:bodyPr rot="0" spcFirstLastPara="0" vertOverflow="overflow" horzOverflow="overflow" vert="horz" wrap="none" lIns="91440" tIns="45720" rIns="91440" bIns="45720" numCol="1" spcCol="0" rtlCol="0" fromWordArt="0" anchor="t" anchorCtr="0" forceAA="0" compatLnSpc="1">
+                        <a:prstTxWarp prst="textNoShape">
+                          <a:avLst/>
+                        </a:prstTxWarp>
+                        <a:noAutofit/>
+                      </wps:bodyPr>
+                    </wps:wsp>
+                  </a:graphicData>
+                </a:graphic>
+                <wp14:sizeRelV relativeFrom="margin">
+                  <wp14:pctHeight>0</wp14:pctHeight>
+                </wp14:sizeRelV>
+              </wp:anchor>
+            </w:drawing>
+          </mc:Choice>
+          <mc:Fallback>
+            <w:pict>
+              <v:shapetype w14:anchorId="59FB10E7" id="_x0000_t202" coordsize="21600,21600" o:spt="202" path="m,l,21600r21600,l21600,xe">
+                <v:stroke joinstyle="miter"/>
+                <v:path gradientshapeok="t" o:connecttype="rect"/>
+              </v:shapetype>
+              <v:shape id="Cuadro de texto 1" o:spid="_x0000_s1026" type="#_x0000_t202" style="position:absolute;left:0;text-align:left;margin-left:0;margin-top:1.1pt;width:2in;height:185.25pt;z-index:251659264;visibility:visible;mso-wrap-style:none;mso-height-percent:0;mso-wrap-distance-left:9pt;mso-wrap-distance-top:0;mso-wrap-distance-right:9pt;mso-wrap-distance-bottom:0;mso-position-horizontal:left;mso-position-horizontal-relative:margin;mso-position-vertical:absolute;mso-position-vertical-relative:text;mso-height-percent:0;mso-height-relative:margin;v-text-anchor:top" o:gfxdata="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" filled="f" stroked="f">
+                <v:textbox>
+                  <w:txbxContent>
+                    <w:p>
+                      <w:pPr>
+                        <w:spacing w:line="276" w:lineRule="auto"/>
+                        <w:jc w:val="center"/>
+                        <w:rPr>
+                          <w:rFonts w:ascii="Avenir Medium" w:eastAsia="Museo Sans 300" w:hAnsi="Avenir Medium" w:cs="Museo Sans 300"/>
+                          <w:b/>
+                          <w:bCs/>
+                          <w:color w:val="4472C4" w:themeColor="accent1"/>
+                          <w:sz w:val="62"/>
+                          <w:szCs w:val="62"/>
+                          <w14:shadow w14:blurRad="38100" w14:dist="25400" w14:dir="5400000" w14:sx="100000" w14:sy="100000" w14:kx="0" w14:ky="0" w14:algn="ctr">
+                            <w14:srgbClr w14:val="6E747A">
+                              <w14:alpha w14:val="57000"/>
+                            </w14:srgbClr>
+                          </w14:shadow>
+                          <w14:textOutline w14:w="0" w14:cap="flat" w14:cmpd="sng" w14:algn="ctr">
+                            <w14:noFill/>
+                            <w14:prstDash w14:val="solid"/>
+                            <w14:round/>
+                          </w14:textOutline>
+                        </w:rPr>
+                      </w:pPr>
+                      <w:r>
+                        <w:rPr>
+                          <w:rFonts w:ascii="Avenir Medium" w:eastAsia="Museo Sans 300" w:hAnsi="Avenir Medium" w:cs="Museo Sans 300"/>
+                          <w:b/>
+                          <w:bCs/>
+                          <w:color w:val="4472C4" w:themeColor="accent1"/>
+                          <w:sz w:val="62"/>
+                          <w:szCs w:val="62"/>
+                          <w14:shadow w14:blurRad="38100" w14:dist="25400" w14:dir="5400000" w14:sx="100000" w14:sy="100000" w14:kx="0" w14:ky="0" w14:algn="ctr">
+                            <w14:srgbClr w14:val="6E747A">
+                              <w14:alpha w14:val="57000"/>
+                            </w14:srgbClr>
+                          </w14:shadow>
+                          <w14:textOutline w14:w="0" w14:cap="flat" w14:cmpd="sng" w14:algn="ctr">
+                            <w14:noFill/>
+                            <w14:prstDash w14:val="solid"/>
+                            <w14:round/>
+                          </w14:textOutline>
+                        </w:rPr>
+                        <w:t>IAM Avanzado y Zero Trust – Plataforma de Gestión de Identidades y Acceso Seguro en la Nube</w:t>
+                      </w:r>
+                    </w:p>
+                    <w:p>
+                      <w:pPr>
+                        <w:spacing w:line="276" w:lineRule="auto"/>
+                        <w:jc w:val="center"/>
+                        <w:rPr>
+                          <w:rFonts w:ascii="Avenir Medium" w:eastAsia="Museo Sans 300" w:hAnsi="Avenir Medium" w:cs="Museo Sans 300"/>
+                          <w:color w:val="4472C4" w:themeColor="accent1"/>
+                          <w:sz w:val="72"/>
+                          <w:szCs w:val="72"/>
+                          <w14:shadow w14:blurRad="38100" w14:dist="25400" w14:dir="5400000" w14:sx="100000" w14:sy="100000" w14:kx="0" w14:ky="0" w14:algn="ctr">
+                            <w14:srgbClr w14:val="6E747A">
+                              <w14:alpha w14:val="57000"/>
+                            </w14:srgbClr>
+                          </w14:shadow>
+                          <w14:textOutline w14:w="0" w14:cap="flat" w14:cmpd="sng" w14:algn="ctr">
+                            <w14:noFill/>
+                            <w14:prstDash w14:val="solid"/>
+                            <w14:round/>
+                          </w14:textOutline>
+                        </w:rPr>
+                      </w:pPr>
+                    </w:p>
+                  </w:txbxContent>
+                </v:textbox>
+                <w10:wrap anchorx="margin"/>
+              </v:shape>
+            </w:pict>
+          </mc:Fallback>
+        </mc:AlternateContent>
+      </w:r>
+    </w:p>
+    <w:p>
+      <w:pPr>
+        <w:spacing w:line="276" w:lineRule="auto"/>
+        <w:rPr>
+          <w:rFonts w:ascii="Arial" w:eastAsia="Museo Sans 300" w:hAnsi="Arial" w:cs="Arial"/>
+          <w:color w:val="3B3838" w:themeColor="background2" w:themeShade="40"/>
+          <w:sz w:val="22"/>
+          <w:szCs w:val="22"/>
+        </w:rPr>
+      </w:pPr>
+    </w:p>
+    <w:p>
+      <w:pPr>
+        <w:rPr>
+          <w:rFonts w:ascii="Arial" w:eastAsia="Museo Sans 300" w:hAnsi="Arial" w:cs="Arial"/>
+          <w:sz w:val="22"/>
+          <w:szCs w:val="22"/>
+        </w:rPr>
+      </w:pPr>
+    </w:p>
+    <w:p>
+      <w:pPr>
+        <w:rPr>
+          <w:rFonts w:ascii="Arial" w:eastAsia="Museo Sans 300" w:hAnsi="Arial" w:cs="Arial"/>
+          <w:sz w:val="22"/>
+          <w:szCs w:val="22"/>
+        </w:rPr>
+      </w:pPr>
+    </w:p>
+    <w:p>
+      <w:pPr>
+        <w:rPr>
+          <w:rFonts w:ascii="Arial" w:eastAsia="Museo Sans 300" w:hAnsi="Arial" w:cs="Arial"/>
+          <w:sz w:val="22"/>
+          <w:szCs w:val="22"/>
+        </w:rPr>
+      </w:pPr>
+    </w:p>
+    <w:p>
+      <w:pPr>
+        <w:rPr>
+          <w:rFonts w:ascii="Arial" w:eastAsia="Museo Sans 300" w:hAnsi="Arial" w:cs="Arial"/>
+          <w:sz w:val="22"/>
+          <w:szCs w:val="22"/>
+        </w:rPr>
+      </w:pPr>
+    </w:p>
+    <w:p>
+      <w:pPr>
+        <w:rPr>
+          <w:rFonts w:ascii="Arial" w:eastAsia="Museo Sans 300" w:hAnsi="Arial" w:cs="Arial"/>
+          <w:sz w:val="22"/>
+          <w:szCs w:val="22"/>
+        </w:rPr>
+      </w:pPr>
+    </w:p>
+    <w:p>
+      <w:pPr>
+        <w:rPr>
+          <w:rFonts w:ascii="Arial" w:eastAsia="Museo Sans 300" w:hAnsi="Arial" w:cs="Arial"/>
+          <w:sz w:val="22"/>
+          <w:szCs w:val="22"/>
+        </w:rPr>
+      </w:pPr>
+    </w:p>
+    <w:p>
+      <w:pPr>
+        <w:rPr>
+          <w:rFonts w:ascii="Arial" w:eastAsia="Museo Sans 300" w:hAnsi="Arial" w:cs="Arial"/>
+          <w:sz w:val="22"/>
+          <w:szCs w:val="22"/>
+        </w:rPr>
+      </w:pPr>
+    </w:p>
+    <w:p>
+      <w:pPr>
+        <w:rPr>
+          <w:rFonts w:ascii="Arial" w:eastAsia="Museo Sans 300" w:hAnsi="Arial" w:cs="Arial"/>
+          <w:sz w:val="22"/>
+          <w:szCs w:val="22"/>
+        </w:rPr>
+      </w:pPr>
+    </w:p>
+    <w:p>
+      <w:pPr>
+        <w:rPr>
+          <w:rFonts w:ascii="Arial" w:eastAsia="Museo Sans 300" w:hAnsi="Arial" w:cs="Arial"/>
+          <w:sz w:val="22"/>
+          <w:szCs w:val="22"/>
+        </w:rPr>
+      </w:pPr>
+    </w:p>
+    <w:p>
+      <w:pPr>
+        <w:rPr>
+          <w:rFonts w:ascii="Arial" w:eastAsia="Museo Sans 300" w:hAnsi="Arial" w:cs="Arial"/>
+          <w:sz w:val="22"/>
+          <w:szCs w:val="22"/>
+        </w:rPr>
+      </w:pPr>
+    </w:p>
+    <w:p>
+      <w:pPr>
+        <w:rPr>
+          <w:rFonts w:ascii="Arial" w:eastAsia="Museo Sans 300" w:hAnsi="Arial" w:cs="Arial"/>
+          <w:sz w:val="22"/>
+          <w:szCs w:val="22"/>
+        </w:rPr>
+      </w:pPr>
+    </w:p>
+    <w:p>
+      <w:pPr>
+        <w:rPr>
+          <w:rFonts w:ascii="Arial" w:eastAsia="Museo Sans 300" w:hAnsi="Arial" w:cs="Arial"/>
+          <w:sz w:val="22"/>
+          <w:szCs w:val="22"/>
+        </w:rPr>
+      </w:pPr>
+    </w:p>
+    <w:p>
+      <w:pPr>
+        <w:rPr>
+          <w:rFonts w:ascii="Arial" w:eastAsia="Museo Sans 300" w:hAnsi="Arial" w:cs="Arial"/>
+          <w:sz w:val="22"/>
+          <w:szCs w:val="22"/>
+        </w:rPr>
+      </w:pPr>
+    </w:p>
+    <w:p>
+      <w:pPr>
+        <w:rPr>
+          <w:rFonts w:ascii="Arial" w:eastAsia="Museo Sans 300" w:hAnsi="Arial" w:cs="Arial"/>
+          <w:sz w:val="22"/>
+          <w:szCs w:val="22"/>
+        </w:rPr>
+      </w:pPr>
+    </w:p>
+    <w:p>
+      <w:pPr>
+        <w:rPr>
+          <w:rFonts w:ascii="Arial" w:eastAsia="Museo Sans 300" w:hAnsi="Arial" w:cs="Arial"/>
+          <w:sz w:val="22"/>
+          <w:szCs w:val="22"/>
+        </w:rPr>
+      </w:pPr>
+    </w:p>
+    <w:p>
+      <w:pPr>
+        <w:rPr>
+          <w:rFonts w:ascii="Arial" w:eastAsia="Museo Sans 300" w:hAnsi="Arial" w:cs="Arial"/>
+          <w:color w:val="3B3838" w:themeColor="background2" w:themeShade="40"/>
+          <w:sz w:val="22"/>
+          <w:szCs w:val="22"/>
+        </w:rPr>
+      </w:pPr>
+    </w:p>
+    <w:p>
+      <w:pPr>
+        <w:rPr>
+          <w:rFonts w:ascii="Arial" w:eastAsia="Museo Sans 300" w:hAnsi="Arial" w:cs="Arial"/>
+          <w:b/>
+          <w:bCs/>
+          <w:color w:val="50637D" w:themeColor="text2" w:themeTint="E6"/>
+          <w:sz w:val="28"/>
+          <w:szCs w:val="28"/>
+        </w:rPr>
+      </w:pPr>
+      <w:r>
+        <w:rPr>
+          <w:rFonts w:ascii="Arial" w:eastAsia="Museo Sans 300" w:hAnsi="Arial" w:cs="Arial"/>
+          <w:b/>
+          <w:bCs/>
+          <w:color w:val="50637D" w:themeColor="text2" w:themeTint="E6"/>
+          <w:sz w:val="28"/>
+          <w:szCs w:val="28"/>
+        </w:rPr>
+        <w:t>Fase</w:t>
+      </w:r>
+      <w:r>
+        <w:rPr>
+          <w:rFonts w:ascii="Arial" w:eastAsia="Museo Sans 300" w:hAnsi="Arial" w:cs="Arial"/>
+          <w:b/>
+          <w:bCs/>
+          <w:color w:val="50637D" w:themeColor="text2" w:themeTint="E6"/>
+          <w:sz w:val="28"/>
+          <w:szCs w:val="28"/>
+        </w:rPr>
+        <w:t xml:space="preserve">: </w:t>
+      </w:r>
+      <w:r>
+        <w:rPr>
+          <w:rFonts w:ascii="Arial" w:eastAsia="Museo Sans 300" w:hAnsi="Arial" w:cs="Arial"/>
+          <w:b/>
+          <w:bCs/>
+          <w:color w:val="50637D" w:themeColor="text2" w:themeTint="E6"/>
+          <w:sz w:val="28"/>
+          <w:szCs w:val="28"/>
+        </w:rPr>
+        <w:t xml:space="preserve"> </w:t>
+      </w:r>
+      <w:r>
+        <w:rPr>
+          <w:rFonts w:ascii="Arial" w:eastAsia="Museo Sans 300" w:hAnsi="Arial" w:cs="Arial"/>
+          <w:sz w:val="28"/>
+          <w:szCs w:val="28"/>
+        </w:rPr>
+        <w:t>1</w:t>
+      </w:r>
+      <w:r>
+        <w:rPr>
+          <w:rFonts w:ascii="Arial" w:eastAsia="Museo Sans 300" w:hAnsi="Arial" w:cs="Arial"/>
+          <w:sz w:val="28"/>
+          <w:szCs w:val="28"/>
+        </w:rPr>
+        <w:t xml:space="preserve"> – </w:t>
+      </w:r>
+      <w:r>
+        <w:rPr>
+          <w:rFonts w:ascii="Arial" w:eastAsia="Museo Sans 300" w:hAnsi="Arial" w:cs="Arial"/>
+          <w:sz w:val="28"/>
+          <w:szCs w:val="28"/>
+        </w:rPr>
+        <w:t>Análisis del entorno IAM</w:t>
+      </w:r>
+    </w:p>
+    <w:p>
+      <w:pPr>
+        <w:rPr>
+          <w:rFonts w:ascii="Arial" w:eastAsia="Museo Sans 300" w:hAnsi="Arial" w:cs="Arial"/>
+          <w:color w:val="50637D" w:themeColor="text2" w:themeTint="E6"/>
+          <w:sz w:val="28"/>
+          <w:szCs w:val="28"/>
+        </w:rPr>
+      </w:pPr>
+      <w:r>
+        <w:rPr>
+          <w:rFonts w:ascii="Arial" w:eastAsia="Museo Sans 300" w:hAnsi="Arial" w:cs="Arial"/>
+          <w:b/>
+          <w:bCs/>
+          <w:color w:val="50637D" w:themeColor="text2" w:themeTint="E6"/>
+          <w:sz w:val="28"/>
+          <w:szCs w:val="28"/>
+        </w:rPr>
+        <w:t>Equipo:</w:t>
+      </w:r>
+      <w:r>
+        <w:rPr>
+          <w:rFonts w:ascii="Arial" w:eastAsia="Museo Sans 300" w:hAnsi="Arial" w:cs="Arial"/>
+          <w:color w:val="50637D" w:themeColor="text2" w:themeTint="E6"/>
+          <w:sz w:val="28"/>
+          <w:szCs w:val="28"/>
+        </w:rPr>
+        <w:t xml:space="preserve"> </w:t>
+      </w:r>
+      <w:r>
+        <w:rPr>
+          <w:rFonts w:ascii="Arial" w:eastAsia="Museo Sans 300" w:hAnsi="Arial" w:cs="Arial"/>
+          <w:sz w:val="28"/>
+          <w:szCs w:val="28"/>
+        </w:rPr>
+        <w:t>Grupo SN-6</w:t>
+      </w:r>
+    </w:p>
+    <w:p>
+      <w:pPr>
+        <w:rPr>
+          <w:rFonts w:ascii="Arial" w:eastAsia="Museo Sans 300" w:hAnsi="Arial" w:cs="Arial"/>
+          <w:color w:val="50637D" w:themeColor="text2" w:themeTint="E6"/>
+          <w:sz w:val="28"/>
+          <w:szCs w:val="28"/>
+        </w:rPr>
+      </w:pPr>
+      <w:r>
+        <w:rPr>
+          <w:rFonts w:ascii="Arial" w:eastAsia="Museo Sans 300" w:hAnsi="Arial" w:cs="Arial"/>
+          <w:b/>
+          <w:bCs/>
+          <w:color w:val="50637D" w:themeColor="text2" w:themeTint="E6"/>
+          <w:sz w:val="28"/>
+          <w:szCs w:val="28"/>
+        </w:rPr>
+        <w:t>Fecha de Entrega:</w:t>
+      </w:r>
+      <w:r>
+        <w:rPr>
+          <w:rFonts w:ascii="Arial" w:eastAsia="Museo Sans 300" w:hAnsi="Arial" w:cs="Arial"/>
+          <w:color w:val="50637D" w:themeColor="text2" w:themeTint="E6"/>
+          <w:sz w:val="28"/>
+          <w:szCs w:val="28"/>
+        </w:rPr>
+        <w:t xml:space="preserve"> </w:t>
+      </w:r>
+      <w:r>
+        <w:rPr>
+          <w:rFonts w:ascii="Arial" w:eastAsia="Museo Sans 300" w:hAnsi="Arial" w:cs="Arial"/>
+          <w:sz w:val="28"/>
+          <w:szCs w:val="28"/>
+        </w:rPr>
+        <w:t>28</w:t>
+      </w:r>
+      <w:r>
+        <w:rPr>
+          <w:rFonts w:ascii="Arial" w:eastAsia="Museo Sans 300" w:hAnsi="Arial" w:cs="Arial"/>
+          <w:sz w:val="28"/>
+          <w:szCs w:val="28"/>
+        </w:rPr>
+        <w:t xml:space="preserve"> de junio de 2026</w:t>
+      </w:r>
+    </w:p>
+    <w:p>
+      <w:pPr>
+        <w:rPr>
+          <w:rFonts w:ascii="Arial" w:eastAsia="Museo Sans 300" w:hAnsi="Arial" w:cs="Arial"/>
+          <w:color w:val="50637D" w:themeColor="text2" w:themeTint="E6"/>
+          <w:sz w:val="28"/>
+          <w:szCs w:val="28"/>
+        </w:rPr>
+      </w:pPr>
+    </w:p>
+    <w:p>
+      <w:pPr>
+        <w:rPr>
+          <w:rFonts w:ascii="Arial" w:eastAsia="Museo Sans 300" w:hAnsi="Arial" w:cs="Arial"/>
+          <w:color w:val="50637D" w:themeColor="text2" w:themeTint="E6"/>
+          <w:sz w:val="28"/>
+          <w:szCs w:val="28"/>
+        </w:rPr>
+      </w:pPr>
+    </w:p>
+    <w:p>
+      <w:pPr>
+        <w:rPr>
+          <w:rFonts w:ascii="Arial" w:eastAsia="Museo Sans 300" w:hAnsi="Arial" w:cs="Arial"/>
+          <w:b/>
+          <w:bCs/>
+          <w:color w:val="50637D" w:themeColor="text2" w:themeTint="E6"/>
+          <w:sz w:val="28"/>
+          <w:szCs w:val="28"/>
+        </w:rPr>
+      </w:pPr>
+    </w:p>
+    <w:p>
+      <w:pPr>
+        <w:rPr>
+          <w:rFonts w:ascii="Arial" w:eastAsia="Museo Sans 300" w:hAnsi="Arial" w:cs="Arial"/>
+          <w:b/>
+          <w:bCs/>
+          <w:color w:val="50637D" w:themeColor="text2" w:themeTint="E6"/>
+          <w:sz w:val="28"/>
+          <w:szCs w:val="28"/>
+        </w:rPr>
+      </w:pPr>
+    </w:p>
+    <w:p>
+      <w:pPr>
+        <w:rPr>
+          <w:rFonts w:ascii="Arial" w:eastAsia="Museo Sans 300" w:hAnsi="Arial" w:cs="Arial"/>
+          <w:b/>
+          <w:bCs/>
+          <w:color w:val="50637D" w:themeColor="text2" w:themeTint="E6"/>
+          <w:sz w:val="28"/>
+          <w:szCs w:val="28"/>
+        </w:rPr>
+      </w:pPr>
+      <w:r>
+        <w:rPr>
+          <w:rFonts w:ascii="Arial" w:eastAsia="Museo Sans 300" w:hAnsi="Arial" w:cs="Arial"/>
+          <w:b/>
+          <w:bCs/>
+          <w:color w:val="50637D" w:themeColor="text2" w:themeTint="E6"/>
+          <w:sz w:val="28"/>
+          <w:szCs w:val="28"/>
+        </w:rPr>
+        <w:t>Integrantes y Roles</w:t>
+      </w:r>
+    </w:p>
+    <w:p>
+      <w:pPr>
+        <w:rPr>
+          <w:rFonts w:ascii="Arial" w:eastAsia="Museo Sans 300" w:hAnsi="Arial" w:cs="Arial"/>
+          <w:b/>
+          <w:bCs/>
+          <w:color w:val="50637D" w:themeColor="text2" w:themeTint="E6"/>
+          <w:sz w:val="28"/>
+          <w:szCs w:val="28"/>
+        </w:rPr>
+      </w:pPr>
+    </w:p>
+    <w:tbl>
+      <w:tblPr>
+        <w:tblStyle w:val="Tablaconcuadrcula"/>
+        <w:tblW w:w="9924" w:type="dxa"/>
+        <w:tblInd w:w="-431" w:type="dxa"/>
+        <w:tblLook w:val="04A0" w:firstRow="1" w:lastRow="0" w:firstColumn="1" w:lastColumn="0" w:noHBand="0" w:noVBand="1"/>
+      </w:tblPr>
+      <w:tblGrid>
+        <w:gridCol w:w="4254"/>
+        <w:gridCol w:w="5670"/>
+      </w:tblGrid>
+      <w:tr>
+        <w:tc>
+          <w:tcPr>
+            <w:tcW w:w="4254" w:type="dxa"/>
+            <w:shd w:val="clear" w:color="auto" w:fill="50637D" w:themeFill="text2" w:themeFillTint="E6"/>
+            <w:hideMark/>
+          </w:tcPr>
+          <w:p>
+            <w:pPr>
+              <w:jc w:val="center"/>
+              <w:rPr>
+                <w:rFonts w:ascii="Arial" w:eastAsia="Museo Sans 300" w:hAnsi="Arial" w:cs="Arial"/>
+                <w:b/>
+                <w:bCs/>
+                <w:color w:val="FFFFFF" w:themeColor="background1"/>
+                <w:sz w:val="28"/>
+                <w:szCs w:val="28"/>
+              </w:rPr>
+            </w:pPr>
+            <w:r>
+              <w:rPr>
+                <w:rFonts w:ascii="Arial" w:eastAsia="Museo Sans 300" w:hAnsi="Arial" w:cs="Arial"/>
+                <w:b/>
+                <w:bCs/>
+                <w:color w:val="FFFFFF" w:themeColor="background1"/>
+                <w:sz w:val="28"/>
+                <w:szCs w:val="28"/>
+              </w:rPr>
+              <w:t>Integrante</w:t>
+            </w:r>
+          </w:p>
+        </w:tc>
+        <w:tc>
+          <w:tcPr>
+            <w:tcW w:w="5670" w:type="dxa"/>
+            <w:shd w:val="clear" w:color="auto" w:fill="50637D" w:themeFill="text2" w:themeFillTint="E6"/>
+            <w:hideMark/>
+          </w:tcPr>
+          <w:p>
+            <w:pPr>
+              <w:jc w:val="center"/>
+              <w:rPr>
+                <w:rFonts w:ascii="Arial" w:eastAsia="Museo Sans 300" w:hAnsi="Arial" w:cs="Arial"/>
+                <w:b/>
+                <w:bCs/>
+                <w:color w:val="FFFFFF" w:themeColor="background1"/>
+                <w:sz w:val="28"/>
+                <w:szCs w:val="28"/>
+              </w:rPr>
+            </w:pPr>
+            <w:r>
+              <w:rPr>
+                <w:rFonts w:ascii="Arial" w:eastAsia="Museo Sans 300" w:hAnsi="Arial" w:cs="Arial"/>
+                <w:b/>
+                <w:bCs/>
+                <w:color w:val="FFFFFF" w:themeColor="background1"/>
+                <w:sz w:val="28"/>
+                <w:szCs w:val="28"/>
+              </w:rPr>
+              <w:t>Rol</w:t>
+            </w:r>
+          </w:p>
+        </w:tc>
+      </w:tr>
+      <w:tr>
+        <w:tc>
+          <w:tcPr>
+            <w:tcW w:w="4254" w:type="dxa"/>
+            <w:hideMark/>
+          </w:tcPr>
+          <w:p>
+            <w:pPr>
+              <w:rPr>
+                <w:rFonts w:ascii="Arial" w:eastAsia="Museo Sans 300" w:hAnsi="Arial" w:cs="Arial"/>
+              </w:rPr>
+            </w:pPr>
+            <w:proofErr w:type="spellStart"/>
+            <w:r>
+              <w:rPr>
+                <w:rFonts w:ascii="Arial" w:eastAsia="Museo Sans 300" w:hAnsi="Arial" w:cs="Arial"/>
+              </w:rPr>
+              <w:t>Neldy</w:t>
+            </w:r>
+            <w:proofErr w:type="spellEnd"/>
+            <w:r>
+              <w:rPr>
+                <w:rFonts w:ascii="Arial" w:eastAsia="Museo Sans 300" w:hAnsi="Arial" w:cs="Arial"/>
+              </w:rPr>
+              <w:t xml:space="preserve"> Liliana </w:t>
+            </w:r>
+            <w:proofErr w:type="spellStart"/>
+            <w:r>
+              <w:rPr>
+                <w:rFonts w:ascii="Arial" w:eastAsia="Museo Sans 300" w:hAnsi="Arial" w:cs="Arial"/>
+              </w:rPr>
+              <w:t>Hernandez</w:t>
+            </w:r>
+            <w:proofErr w:type="spellEnd"/>
+            <w:r>
+              <w:rPr>
+                <w:rFonts w:ascii="Arial" w:eastAsia="Museo Sans 300" w:hAnsi="Arial" w:cs="Arial"/>
+              </w:rPr>
+              <w:t xml:space="preserve"> </w:t>
+            </w:r>
+            <w:proofErr w:type="spellStart"/>
+            <w:r>
+              <w:rPr>
+                <w:rFonts w:ascii="Arial" w:eastAsia="Museo Sans 300" w:hAnsi="Arial" w:cs="Arial"/>
+              </w:rPr>
+              <w:t>Huezo</w:t>
+            </w:r>
+            <w:proofErr w:type="spellEnd"/>
+          </w:p>
+        </w:tc>
+        <w:tc>
+          <w:tcPr>
+            <w:tcW w:w="5670" w:type="dxa"/>
+            <w:hideMark/>
+          </w:tcPr>
+          <w:p>
+            <w:pPr>
+              <w:rPr>
+                <w:rFonts w:ascii="Arial" w:eastAsia="Museo Sans 300" w:hAnsi="Arial" w:cs="Arial"/>
+              </w:rPr>
+            </w:pPr>
+            <w:r>
+              <w:rPr>
+                <w:rFonts w:ascii="Arial" w:eastAsia="Museo Sans 300" w:hAnsi="Arial" w:cs="Arial"/>
+              </w:rPr>
+              <w:t>Líder de Proyecto Jr.</w:t>
+            </w:r>
+          </w:p>
+        </w:tc>
+      </w:tr>
+      <w:tr>
+        <w:tc>
+          <w:tcPr>
+            <w:tcW w:w="4254" w:type="dxa"/>
+            <w:hideMark/>
+          </w:tcPr>
+          <w:p>
+            <w:pPr>
+              <w:rPr>
+                <w:rFonts w:ascii="Arial" w:eastAsia="Museo Sans 300" w:hAnsi="Arial" w:cs="Arial"/>
+              </w:rPr>
+            </w:pPr>
+            <w:r>
+              <w:rPr>
+                <w:rFonts w:ascii="Arial" w:eastAsia="Museo Sans 300" w:hAnsi="Arial" w:cs="Arial"/>
+              </w:rPr>
+              <w:t>Luis Fernando Sánchez Barrera</w:t>
+            </w:r>
+          </w:p>
+        </w:tc>
+        <w:tc>
+          <w:tcPr>
+            <w:tcW w:w="5670" w:type="dxa"/>
+            <w:hideMark/>
+          </w:tcPr>
+          <w:p>
+            <w:pPr>
+              <w:rPr>
+                <w:rFonts w:ascii="Arial" w:eastAsia="Museo Sans 300" w:hAnsi="Arial" w:cs="Arial"/>
+              </w:rPr>
+            </w:pPr>
+            <w:r>
+              <w:rPr>
+                <w:rFonts w:ascii="Arial" w:eastAsia="Museo Sans 300" w:hAnsi="Arial" w:cs="Arial"/>
+              </w:rPr>
+              <w:t>Ingeniero IAM Jr.</w:t>
+            </w:r>
+          </w:p>
+        </w:tc>
+      </w:tr>
+      <w:tr>
+        <w:tc>
+          <w:tcPr>
+            <w:tcW w:w="4254" w:type="dxa"/>
+            <w:hideMark/>
+          </w:tcPr>
+          <w:p>
+            <w:pPr>
+              <w:rPr>
+                <w:rFonts w:ascii="Arial" w:eastAsia="Museo Sans 300" w:hAnsi="Arial" w:cs="Arial"/>
+              </w:rPr>
+            </w:pPr>
+            <w:r>
+              <w:rPr>
+                <w:rFonts w:ascii="Arial" w:eastAsia="Museo Sans 300" w:hAnsi="Arial" w:cs="Arial"/>
+              </w:rPr>
+              <w:t>Danny Medardo Moreno Martínez</w:t>
+            </w:r>
+          </w:p>
+        </w:tc>
+        <w:tc>
+          <w:tcPr>
+            <w:tcW w:w="5670" w:type="dxa"/>
+            <w:hideMark/>
+          </w:tcPr>
+          <w:p>
+            <w:pPr>
+              <w:rPr>
+                <w:rFonts w:ascii="Arial" w:eastAsia="Museo Sans 300" w:hAnsi="Arial" w:cs="Arial"/>
+              </w:rPr>
+            </w:pPr>
+            <w:r>
+              <w:rPr>
+                <w:rFonts w:ascii="Arial" w:eastAsia="Museo Sans 300" w:hAnsi="Arial" w:cs="Arial"/>
+              </w:rPr>
+              <w:t>Ingeniero Cloud / Backend Jr.</w:t>
+            </w:r>
+          </w:p>
+        </w:tc>
+      </w:tr>
+      <w:tr>
+        <w:tc>
+          <w:tcPr>
+            <w:tcW w:w="4254" w:type="dxa"/>
+            <w:hideMark/>
+          </w:tcPr>
+          <w:p>
+            <w:pPr>
+              <w:rPr>
+                <w:rFonts w:ascii="Arial" w:eastAsia="Museo Sans 300" w:hAnsi="Arial" w:cs="Arial"/>
+              </w:rPr>
+            </w:pPr>
+            <w:r>
+              <w:rPr>
+                <w:rFonts w:ascii="Arial" w:eastAsia="Museo Sans 300" w:hAnsi="Arial" w:cs="Arial"/>
+              </w:rPr>
+              <w:t>Iván Alexander Palacios Hernández</w:t>
+            </w:r>
+          </w:p>
+        </w:tc>
+        <w:tc>
+          <w:tcPr>
+            <w:tcW w:w="5670" w:type="dxa"/>
+            <w:hideMark/>
+          </w:tcPr>
+          <w:p>
+            <w:pPr>
+              <w:rPr>
+                <w:rFonts w:ascii="Arial" w:eastAsia="Museo Sans 300" w:hAnsi="Arial" w:cs="Arial"/>
+              </w:rPr>
+            </w:pPr>
+            <w:r>
+              <w:rPr>
+                <w:rFonts w:ascii="Arial" w:eastAsia="Museo Sans 300" w:hAnsi="Arial" w:cs="Arial"/>
+              </w:rPr>
+              <w:t>Frontend / Dashboard Jr.</w:t>
+            </w:r>
+          </w:p>
+        </w:tc>
+      </w:tr>
+      <w:tr>
+        <w:tc>
+          <w:tcPr>
+            <w:tcW w:w="4254" w:type="dxa"/>
+            <w:hideMark/>
+          </w:tcPr>
+          <w:p>
+            <w:pPr>
+              <w:rPr>
+                <w:rFonts w:ascii="Arial" w:eastAsia="Museo Sans 300" w:hAnsi="Arial" w:cs="Arial"/>
+              </w:rPr>
+            </w:pPr>
+            <w:proofErr w:type="spellStart"/>
+            <w:r>
+              <w:rPr>
+                <w:rFonts w:ascii="Arial" w:eastAsia="Museo Sans 300" w:hAnsi="Arial" w:cs="Arial"/>
+              </w:rPr>
+              <w:t>Lissete</w:t>
+            </w:r>
+            <w:proofErr w:type="spellEnd"/>
+            <w:r>
+              <w:rPr>
+                <w:rFonts w:ascii="Arial" w:eastAsia="Museo Sans 300" w:hAnsi="Arial" w:cs="Arial"/>
+              </w:rPr>
+              <w:t xml:space="preserve"> América Zapata de Zapata</w:t>
+            </w:r>
+          </w:p>
+        </w:tc>
+        <w:tc>
+          <w:tcPr>
+            <w:tcW w:w="5670" w:type="dxa"/>
+            <w:hideMark/>
+          </w:tcPr>
+          <w:p>
+            <w:pPr>
+              <w:rPr>
+                <w:rFonts w:ascii="Arial" w:eastAsia="Museo Sans 300" w:hAnsi="Arial" w:cs="Arial"/>
+              </w:rPr>
+            </w:pPr>
+            <w:r>
+              <w:rPr>
+                <w:rFonts w:ascii="Arial" w:eastAsia="Museo Sans 300" w:hAnsi="Arial" w:cs="Arial"/>
+              </w:rPr>
+              <w:t>QA / Analista de Seguridad / Documentación Jr.</w:t>
+            </w:r>
+          </w:p>
+        </w:tc>
+      </w:tr>
+    </w:tbl>
+    <w:p>
+      <w:pPr>
+        <w:rPr>
+          <w:rFonts w:ascii="Arial" w:eastAsia="Museo Sans 300" w:hAnsi="Arial" w:cs="Arial"/>
+          <w:color w:val="50637D" w:themeColor="text2" w:themeTint="E6"/>
+          <w:sz w:val="28"/>
+          <w:szCs w:val="28"/>
+        </w:rPr>
+      </w:pPr>
+    </w:p>
+    <w:p>
+      <w:pPr>
+        <w:rPr>
+          <w:rFonts w:ascii="Arial" w:eastAsia="Museo Sans 300" w:hAnsi="Arial" w:cs="Arial"/>
+          <w:color w:val="50637D" w:themeColor="text2" w:themeTint="E6"/>
+          <w:sz w:val="28"/>
+          <w:szCs w:val="28"/>
+        </w:rPr>
+      </w:pPr>
+    </w:p>
+    <w:p>
+      <w:pPr>
+        <w:rPr>
+          <w:rFonts w:ascii="Arial" w:eastAsia="Museo Sans 300" w:hAnsi="Arial" w:cs="Arial"/>
+          <w:color w:val="50637D" w:themeColor="text2" w:themeTint="E6"/>
+          <w:sz w:val="28"/>
+          <w:szCs w:val="28"/>
+        </w:rPr>
+      </w:pPr>
+    </w:p>
+    <w:p>
+      <w:pPr>
+        <w:rPr>
+          <w:rFonts w:ascii="Arial" w:eastAsia="Museo Sans 300" w:hAnsi="Arial" w:cs="Arial"/>
+          <w:color w:val="50637D" w:themeColor="text2" w:themeTint="E6"/>
+          <w:sz w:val="28"/>
+          <w:szCs w:val="28"/>
+        </w:rPr>
+      </w:pPr>
+    </w:p>
+    <w:p>
+      <w:pPr>
+        <w:rPr>
+          <w:rFonts w:ascii="Arial" w:eastAsia="Museo Sans 300" w:hAnsi="Arial" w:cs="Arial"/>
+          <w:color w:val="50637D" w:themeColor="text2" w:themeTint="E6"/>
+          <w:sz w:val="28"/>
+          <w:szCs w:val="28"/>
+        </w:rPr>
+      </w:pPr>
+    </w:p>
+    <w:p>
+      <w:pPr>
+        <w:rPr>
+          <w:rFonts w:ascii="Arial" w:eastAsia="Museo Sans 300" w:hAnsi="Arial" w:cs="Arial"/>
+          <w:color w:val="50637D" w:themeColor="text2" w:themeTint="E6"/>
+          <w:sz w:val="28"/>
+          <w:szCs w:val="28"/>
+        </w:rPr>
+      </w:pPr>
+    </w:p>
+    <w:p>
+      <w:pPr>
+        <w:rPr>
+          <w:rFonts w:ascii="Arial" w:eastAsia="Museo Sans 300" w:hAnsi="Arial" w:cs="Arial"/>
+          <w:color w:val="50637D" w:themeColor="text2" w:themeTint="E6"/>
+          <w:sz w:val="28"/>
+          <w:szCs w:val="28"/>
+        </w:rPr>
+      </w:pPr>
+    </w:p>
+    <w:p>
+      <w:pPr>
+        <w:rPr>
+          <w:rFonts w:ascii="Arial" w:eastAsia="Museo Sans 300" w:hAnsi="Arial" w:cs="Arial"/>
+          <w:color w:val="50637D" w:themeColor="text2" w:themeTint="E6"/>
+          <w:sz w:val="28"/>
+          <w:szCs w:val="28"/>
+        </w:rPr>
+      </w:pPr>
+    </w:p>
+    <w:p>
+      <w:pPr>
+        <w:rPr>
+          <w:rFonts w:ascii="Arial" w:eastAsia="Museo Sans 300" w:hAnsi="Arial" w:cs="Arial"/>
+          <w:color w:val="50637D" w:themeColor="text2" w:themeTint="E6"/>
+          <w:sz w:val="28"/>
+          <w:szCs w:val="28"/>
+        </w:rPr>
+      </w:pPr>
+    </w:p>
+    <w:p>
+      <w:pPr>
+        <w:rPr>
+          <w:rFonts w:ascii="Arial" w:eastAsia="Museo Sans 300" w:hAnsi="Arial" w:cs="Arial"/>
+          <w:color w:val="50637D" w:themeColor="text2" w:themeTint="E6"/>
+          <w:sz w:val="28"/>
+          <w:szCs w:val="28"/>
+        </w:rPr>
+      </w:pPr>
+    </w:p>
+    <w:p>
+      <w:pPr>
+        <w:rPr>
+          <w:rFonts w:ascii="Arial" w:eastAsia="Museo Sans 300" w:hAnsi="Arial" w:cs="Arial"/>
+          <w:color w:val="50637D" w:themeColor="text2" w:themeTint="E6"/>
+          <w:sz w:val="28"/>
+          <w:szCs w:val="28"/>
+        </w:rPr>
+      </w:pPr>
+    </w:p>
+    <w:p>
+      <w:pPr>
+        <w:rPr>
+          <w:rFonts w:ascii="Arial" w:eastAsia="Museo Sans 300" w:hAnsi="Arial" w:cs="Arial"/>
+          <w:color w:val="50637D" w:themeColor="text2" w:themeTint="E6"/>
+          <w:sz w:val="28"/>
+          <w:szCs w:val="28"/>
+        </w:rPr>
+      </w:pPr>
+    </w:p>
+    <w:p>
+      <w:pPr>
+        <w:rPr>
+          <w:rFonts w:ascii="Arial" w:eastAsia="Museo Sans 300" w:hAnsi="Arial" w:cs="Arial"/>
+          <w:color w:val="50637D" w:themeColor="text2" w:themeTint="E6"/>
+          <w:sz w:val="28"/>
+          <w:szCs w:val="28"/>
+        </w:rPr>
+      </w:pPr>
+    </w:p>
+    <w:sdt>
+      <w:sdtPr>
+        <w:rPr>
+          <w:rFonts w:ascii="Arial" w:eastAsiaTheme="minorHAnsi" w:hAnsi="Arial" w:cs="Arial"/>
+          <w:color w:val="auto"/>
+          <w:kern w:val="2"/>
+          <w:sz w:val="24"/>
+          <w:szCs w:val="24"/>
+          <w:lang w:val="es-ES" w:eastAsia="en-US"/>
+          <w14:ligatures w14:val="standardContextual"/>
+        </w:rPr>
+        <w:id w:val="-382247994"/>
+        <w:docPartObj>
+          <w:docPartGallery w:val="Table of Contents"/>
+          <w:docPartUnique/>
+        </w:docPartObj>
+      </w:sdtPr>
+      <w:sdtEndPr>
+        <w:rPr>
+          <w:b/>
+          <w:bCs/>
+        </w:rPr>
+      </w:sdtEndPr>
+      <w:sdtContent>
+        <w:p>
+          <w:pPr>
+            <w:pStyle w:val="TtuloTDC"/>
+            <w:rPr>
+              <w:rFonts w:ascii="Arial" w:hAnsi="Arial" w:cs="Arial"/>
+              <w:lang w:val="es-ES"/>
+            </w:rPr>
+          </w:pPr>
+          <w:r>
+            <w:rPr>
+              <w:rFonts w:ascii="Arial" w:hAnsi="Arial" w:cs="Arial"/>
+              <w:lang w:val="es-ES"/>
+            </w:rPr>
+            <w:t>Contenido</w:t>
+          </w:r>
+        </w:p>
+        <w:p>
+          <w:pPr>
+            <w:pStyle w:val="TDC1"/>
+            <w:tabs>
+              <w:tab w:val="right" w:leader="dot" w:pos="8828"/>
+            </w:tabs>
+            <w:rPr>
+              <w:rFonts w:eastAsiaTheme="minorEastAsia"/>
+              <w:noProof/>
+              <w:kern w:val="0"/>
+              <w:sz w:val="22"/>
+              <w:szCs w:val="22"/>
+              <w:lang w:eastAsia="es-SV"/>
+              <w14:ligatures w14:val="none"/>
+            </w:rPr>
+          </w:pPr>
+          <w:r>
+            <w:rPr>
+              <w:rFonts w:ascii="Arial" w:hAnsi="Arial" w:cs="Arial"/>
+            </w:rPr>
+            <w:fldChar w:fldCharType="begin"/>
+          </w:r>
+          <w:r>
+            <w:rPr>
+              <w:rFonts w:ascii="Arial" w:hAnsi="Arial" w:cs="Arial"/>
+            </w:rPr>
+            <w:instrText xml:space="preserve"> TOC \o "1-3" \h \z \u </w:instrText>
+          </w:r>
+          <w:r>
+            <w:rPr>
+              <w:rFonts w:ascii="Arial" w:hAnsi="Arial" w:cs="Arial"/>
+            </w:rPr>
+            <w:fldChar w:fldCharType="separate"/>
+          </w:r>
+          <w:hyperlink w:anchor="_Toc233575475" w:history="1">
+            <w:r>
+              <w:rPr>
+                <w:rStyle w:val="Hipervnculo"/>
+                <w:bCs/>
+                <w:noProof/>
+              </w:rPr>
+              <w:t>Especificación de Requerimientos Funcionales</w:t>
+            </w:r>
+            <w:r>
+              <w:rPr>
+                <w:noProof/>
+                <w:webHidden/>
+              </w:rPr>
+              <w:tab/>
+            </w:r>
+            <w:r>
+              <w:rPr>
+                <w:noProof/>
+                <w:webHidden/>
+              </w:rPr>
+              <w:fldChar w:fldCharType="begin"/>
+            </w:r>
+            <w:r>
+              <w:rPr>
+                <w:noProof/>
+                <w:webHidden/>
+              </w:rPr>
+              <w:instrText xml:space="preserve"> PAGEREF _Toc233575475 \h </w:instrText>
+            </w:r>
+            <w:r>
+              <w:rPr>
+                <w:noProof/>
+                <w:webHidden/>
+              </w:rPr>
+            </w:r>
+            <w:r>
+              <w:rPr>
+                <w:noProof/>
+                <w:webHidden/>
+              </w:rPr>
+              <w:fldChar w:fldCharType="separate"/>
+            </w:r>
+            <w:r>
+              <w:rPr>
+                <w:noProof/>
+                <w:webHidden/>
+              </w:rPr>
+              <w:t>3</w:t>
+            </w:r>
+            <w:r>
+              <w:rPr>
+                <w:noProof/>
+                <w:webHidden/>
+              </w:rPr>
+              <w:fldChar w:fldCharType="end"/>
+            </w:r>
+          </w:hyperlink>
+        </w:p>
+        <w:p>
+          <w:pPr>
+            <w:pStyle w:val="TDC2"/>
+            <w:tabs>
+              <w:tab w:val="right" w:leader="dot" w:pos="8828"/>
+            </w:tabs>
+            <w:rPr>
+              <w:rFonts w:eastAsiaTheme="minorEastAsia"/>
+              <w:noProof/>
+              <w:kern w:val="0"/>
+              <w:sz w:val="22"/>
+              <w:szCs w:val="22"/>
+              <w:lang w:eastAsia="es-SV"/>
+              <w14:ligatures w14:val="none"/>
+            </w:rPr>
+          </w:pPr>
+          <w:hyperlink w:anchor="_Toc233575476" w:history="1">
+            <w:r>
+              <w:rPr>
+                <w:rStyle w:val="Hipervnculo"/>
+                <w:noProof/>
+              </w:rPr>
+              <w:t>Módulo 1: Gestión de Identidades (IAM)</w:t>
+            </w:r>
+            <w:r>
+              <w:rPr>
+                <w:noProof/>
+                <w:webHidden/>
+              </w:rPr>
+              <w:tab/>
+            </w:r>
+            <w:r>
+              <w:rPr>
+                <w:noProof/>
+                <w:webHidden/>
+              </w:rPr>
+              <w:fldChar w:fldCharType="begin"/>
+            </w:r>
+            <w:r>
+              <w:rPr>
+                <w:noProof/>
+                <w:webHidden/>
+              </w:rPr>
+              <w:instrText xml:space="preserve"> PAGEREF _Toc233575476 \h </w:instrText>
+            </w:r>
+            <w:r>
+              <w:rPr>
+                <w:noProof/>
+                <w:webHidden/>
+              </w:rPr>
+            </w:r>
+            <w:r>
+              <w:rPr>
+                <w:noProof/>
+                <w:webHidden/>
+              </w:rPr>
+              <w:fldChar w:fldCharType="separate"/>
+            </w:r>
+            <w:r>
+              <w:rPr>
+                <w:noProof/>
+                <w:webHidden/>
+              </w:rPr>
+              <w:t>3</w:t>
+            </w:r>
+            <w:r>
+              <w:rPr>
+                <w:noProof/>
+                <w:webHidden/>
+              </w:rPr>
+              <w:fldChar w:fldCharType="end"/>
+            </w:r>
+          </w:hyperlink>
+        </w:p>
+        <w:p>
+          <w:pPr>
+            <w:pStyle w:val="TDC2"/>
+            <w:tabs>
+              <w:tab w:val="right" w:leader="dot" w:pos="8828"/>
+            </w:tabs>
+            <w:rPr>
+              <w:rFonts w:eastAsiaTheme="minorEastAsia"/>
+              <w:noProof/>
+              <w:kern w:val="0"/>
+              <w:sz w:val="22"/>
+              <w:szCs w:val="22"/>
+              <w:lang w:eastAsia="es-SV"/>
+              <w14:ligatures w14:val="none"/>
+            </w:rPr>
+          </w:pPr>
+          <w:hyperlink w:anchor="_Toc233575477" w:history="1">
+            <w:r>
+              <w:rPr>
+                <w:rStyle w:val="Hipervnculo"/>
+                <w:noProof/>
+              </w:rPr>
+              <w:t>Módulo 2: Autenticación y Principios Zero Trust</w:t>
+            </w:r>
+            <w:r>
+              <w:rPr>
+                <w:noProof/>
+                <w:webHidden/>
+              </w:rPr>
+              <w:tab/>
+            </w:r>
+            <w:r>
+              <w:rPr>
+                <w:noProof/>
+                <w:webHidden/>
+              </w:rPr>
+              <w:fldChar w:fldCharType="begin"/>
+            </w:r>
+            <w:r>
+              <w:rPr>
+                <w:noProof/>
+                <w:webHidden/>
+              </w:rPr>
+              <w:instrText xml:space="preserve"> PAGEREF _Toc233575477 \h </w:instrText>
+            </w:r>
+            <w:r>
+              <w:rPr>
+                <w:noProof/>
+                <w:webHidden/>
+              </w:rPr>
+            </w:r>
+            <w:r>
+              <w:rPr>
+                <w:noProof/>
+                <w:webHidden/>
+              </w:rPr>
+              <w:fldChar w:fldCharType="separate"/>
+            </w:r>
+            <w:r>
+              <w:rPr>
+                <w:noProof/>
+                <w:webHidden/>
+              </w:rPr>
+              <w:t>3</w:t>
+            </w:r>
+            <w:r>
+              <w:rPr>
+                <w:noProof/>
+                <w:webHidden/>
+              </w:rPr>
+              <w:fldChar w:fldCharType="end"/>
+            </w:r>
+          </w:hyperlink>
+        </w:p>
+        <w:p>
+          <w:pPr>
+            <w:pStyle w:val="TDC2"/>
+            <w:tabs>
+              <w:tab w:val="right" w:leader="dot" w:pos="8828"/>
+            </w:tabs>
+            <w:rPr>
+              <w:rFonts w:eastAsiaTheme="minorEastAsia"/>
+              <w:noProof/>
+              <w:kern w:val="0"/>
+              <w:sz w:val="22"/>
+              <w:szCs w:val="22"/>
+              <w:lang w:eastAsia="es-SV"/>
+              <w14:ligatures w14:val="none"/>
+            </w:rPr>
+          </w:pPr>
+          <w:hyperlink w:anchor="_Toc233575478" w:history="1">
+            <w:r>
+              <w:rPr>
+                <w:rStyle w:val="Hipervnculo"/>
+                <w:noProof/>
+              </w:rPr>
+              <w:t>Módulo 3: Autorización y Control de Acceso</w:t>
+            </w:r>
+            <w:r>
+              <w:rPr>
+                <w:noProof/>
+                <w:webHidden/>
+              </w:rPr>
+              <w:tab/>
+            </w:r>
+            <w:r>
+              <w:rPr>
+                <w:noProof/>
+                <w:webHidden/>
+              </w:rPr>
+              <w:fldChar w:fldCharType="begin"/>
+            </w:r>
+            <w:r>
+              <w:rPr>
+                <w:noProof/>
+                <w:webHidden/>
+              </w:rPr>
+              <w:instrText xml:space="preserve"> PAGEREF _Toc233575478 \h </w:instrText>
+            </w:r>
+            <w:r>
+              <w:rPr>
+                <w:noProof/>
+                <w:webHidden/>
+              </w:rPr>
+            </w:r>
+            <w:r>
+              <w:rPr>
+                <w:noProof/>
+                <w:webHidden/>
+              </w:rPr>
+              <w:fldChar w:fldCharType="separate"/>
+            </w:r>
+            <w:r>
+              <w:rPr>
+                <w:noProof/>
+                <w:webHidden/>
+              </w:rPr>
+              <w:t>4</w:t>
+            </w:r>
+            <w:r>
+              <w:rPr>
+                <w:noProof/>
+                <w:webHidden/>
+              </w:rPr>
+              <w:fldChar w:fldCharType="end"/>
+            </w:r>
+          </w:hyperlink>
+        </w:p>
+        <w:p>
+          <w:pPr>
+            <w:pStyle w:val="TDC2"/>
+            <w:tabs>
+              <w:tab w:val="right" w:leader="dot" w:pos="8828"/>
+            </w:tabs>
+            <w:rPr>
+              <w:rFonts w:eastAsiaTheme="minorEastAsia"/>
+              <w:noProof/>
+              <w:kern w:val="0"/>
+              <w:sz w:val="22"/>
+              <w:szCs w:val="22"/>
+              <w:lang w:eastAsia="es-SV"/>
+              <w14:ligatures w14:val="none"/>
+            </w:rPr>
+          </w:pPr>
+          <w:hyperlink w:anchor="_Toc233575479" w:history="1">
+            <w:r>
+              <w:rPr>
+                <w:rStyle w:val="Hipervnculo"/>
+                <w:noProof/>
+              </w:rPr>
+              <w:t>Módulo 4: Trazabilidad, Auditoría y Dashboard</w:t>
+            </w:r>
+            <w:r>
+              <w:rPr>
+                <w:noProof/>
+                <w:webHidden/>
+              </w:rPr>
+              <w:tab/>
+            </w:r>
+            <w:r>
+              <w:rPr>
+                <w:noProof/>
+                <w:webHidden/>
+              </w:rPr>
+              <w:fldChar w:fldCharType="begin"/>
+            </w:r>
+            <w:r>
+              <w:rPr>
+                <w:noProof/>
+                <w:webHidden/>
+              </w:rPr>
+              <w:instrText xml:space="preserve"> PAGEREF _Toc233575479 \h </w:instrText>
+            </w:r>
+            <w:r>
+              <w:rPr>
+                <w:noProof/>
+                <w:webHidden/>
+              </w:rPr>
+            </w:r>
+            <w:r>
+              <w:rPr>
+                <w:noProof/>
+                <w:webHidden/>
+              </w:rPr>
+              <w:fldChar w:fldCharType="separate"/>
+            </w:r>
+            <w:r>
+              <w:rPr>
+                <w:noProof/>
+                <w:webHidden/>
+              </w:rPr>
+              <w:t>4</w:t>
+            </w:r>
+            <w:r>
+              <w:rPr>
+                <w:noProof/>
+                <w:webHidden/>
+              </w:rPr>
+              <w:fldChar w:fldCharType="end"/>
+            </w:r>
+          </w:hyperlink>
+        </w:p>
+        <w:p>
+          <w:pPr>
+            <w:rPr>
+              <w:rFonts w:ascii="Arial" w:hAnsi="Arial" w:cs="Arial"/>
+            </w:rPr>
+          </w:pPr>
+          <w:r>
+            <w:rPr>
+              <w:rFonts w:ascii="Arial" w:hAnsi="Arial" w:cs="Arial"/>
+              <w:b/>
+              <w:bCs/>
+              <w:lang w:val="es-ES"/>
+            </w:rPr>
+            <w:fldChar w:fldCharType="end"/>
+          </w:r>
+        </w:p>
+      </w:sdtContent>
+    </w:sdt>
+    <w:p>
+      <w:pPr>
+        <w:rPr>
+          <w:rFonts w:ascii="Arial" w:eastAsia="Museo Sans 300" w:hAnsi="Arial" w:cs="Arial"/>
+          <w:color w:val="50637D" w:themeColor="text2" w:themeTint="E6"/>
+          <w:sz w:val="28"/>
+          <w:szCs w:val="28"/>
+        </w:rPr>
+      </w:pPr>
+    </w:p>
+    <w:p>
+      <w:pPr>
+        <w:rPr>
+          <w:rFonts w:ascii="Arial" w:eastAsia="Museo Sans 300" w:hAnsi="Arial" w:cs="Arial"/>
+          <w:color w:val="50637D" w:themeColor="text2" w:themeTint="E6"/>
+          <w:sz w:val="28"/>
+          <w:szCs w:val="28"/>
+        </w:rPr>
+      </w:pPr>
+    </w:p>
+    <w:p>
+      <w:pPr>
+        <w:rPr>
+          <w:rFonts w:ascii="Arial" w:eastAsia="Museo Sans 300" w:hAnsi="Arial" w:cs="Arial"/>
+          <w:color w:val="50637D" w:themeColor="text2" w:themeTint="E6"/>
+          <w:sz w:val="28"/>
+          <w:szCs w:val="28"/>
+        </w:rPr>
+      </w:pPr>
+    </w:p>
+    <w:p>
+      <w:pPr>
+        <w:rPr>
+          <w:rFonts w:ascii="Arial" w:eastAsia="Museo Sans 300" w:hAnsi="Arial" w:cs="Arial"/>
+          <w:color w:val="50637D" w:themeColor="text2" w:themeTint="E6"/>
+          <w:sz w:val="28"/>
+          <w:szCs w:val="28"/>
+        </w:rPr>
+      </w:pPr>
+    </w:p>
+    <w:p>
+      <w:pPr>
+        <w:rPr>
+          <w:rFonts w:ascii="Arial" w:eastAsia="Museo Sans 300" w:hAnsi="Arial" w:cs="Arial"/>
+          <w:color w:val="50637D" w:themeColor="text2" w:themeTint="E6"/>
+          <w:sz w:val="28"/>
+          <w:szCs w:val="28"/>
+        </w:rPr>
+      </w:pPr>
+    </w:p>
+    <w:p>
+      <w:pPr>
+        <w:rPr>
+          <w:rFonts w:ascii="Arial" w:eastAsia="Museo Sans 300" w:hAnsi="Arial" w:cs="Arial"/>
+          <w:color w:val="50637D" w:themeColor="text2" w:themeTint="E6"/>
+          <w:sz w:val="28"/>
+          <w:szCs w:val="28"/>
+        </w:rPr>
+      </w:pPr>
+    </w:p>
+    <w:p>
+      <w:pPr>
+        <w:rPr>
+          <w:rFonts w:ascii="Arial" w:eastAsia="Museo Sans 300" w:hAnsi="Arial" w:cs="Arial"/>
+          <w:color w:val="50637D" w:themeColor="text2" w:themeTint="E6"/>
+          <w:sz w:val="28"/>
+          <w:szCs w:val="28"/>
+        </w:rPr>
+      </w:pPr>
+    </w:p>
+    <w:p>
+      <w:pPr>
+        <w:rPr>
+          <w:rFonts w:ascii="Arial" w:eastAsia="Museo Sans 300" w:hAnsi="Arial" w:cs="Arial"/>
+          <w:color w:val="50637D" w:themeColor="text2" w:themeTint="E6"/>
+          <w:sz w:val="28"/>
+          <w:szCs w:val="28"/>
+        </w:rPr>
+      </w:pPr>
+    </w:p>
+    <w:p>
+      <w:pPr>
+        <w:rPr>
+          <w:rFonts w:ascii="Arial" w:eastAsia="Museo Sans 300" w:hAnsi="Arial" w:cs="Arial"/>
+          <w:color w:val="50637D" w:themeColor="text2" w:themeTint="E6"/>
+          <w:sz w:val="28"/>
+          <w:szCs w:val="28"/>
+        </w:rPr>
+      </w:pPr>
+    </w:p>
+    <w:p>
+      <w:pPr>
+        <w:rPr>
+          <w:rFonts w:ascii="Arial" w:eastAsia="Museo Sans 300" w:hAnsi="Arial" w:cs="Arial"/>
+          <w:color w:val="50637D" w:themeColor="text2" w:themeTint="E6"/>
+          <w:sz w:val="28"/>
+          <w:szCs w:val="28"/>
+        </w:rPr>
+      </w:pPr>
+    </w:p>
+    <w:p>
+      <w:pPr>
+        <w:rPr>
+          <w:rFonts w:ascii="Arial" w:eastAsia="Museo Sans 300" w:hAnsi="Arial" w:cs="Arial"/>
+          <w:color w:val="50637D" w:themeColor="text2" w:themeTint="E6"/>
+          <w:sz w:val="28"/>
+          <w:szCs w:val="28"/>
+        </w:rPr>
+      </w:pPr>
+    </w:p>
+    <w:p>
+      <w:pPr>
+        <w:rPr>
+          <w:rFonts w:ascii="Arial" w:eastAsia="Museo Sans 300" w:hAnsi="Arial" w:cs="Arial"/>
+          <w:color w:val="50637D" w:themeColor="text2" w:themeTint="E6"/>
+          <w:sz w:val="28"/>
+          <w:szCs w:val="28"/>
+        </w:rPr>
+      </w:pPr>
+    </w:p>
+    <w:p>
+      <w:pPr>
+        <w:rPr>
+          <w:rFonts w:ascii="Arial" w:eastAsia="Museo Sans 300" w:hAnsi="Arial" w:cs="Arial"/>
+          <w:color w:val="50637D" w:themeColor="text2" w:themeTint="E6"/>
+          <w:sz w:val="28"/>
+          <w:szCs w:val="28"/>
+        </w:rPr>
+      </w:pPr>
+    </w:p>
+    <w:p>
+      <w:pPr>
+        <w:rPr>
+          <w:rFonts w:ascii="Arial" w:eastAsia="Museo Sans 300" w:hAnsi="Arial" w:cs="Arial"/>
+          <w:color w:val="50637D" w:themeColor="text2" w:themeTint="E6"/>
+          <w:sz w:val="28"/>
+          <w:szCs w:val="28"/>
+        </w:rPr>
+      </w:pPr>
+    </w:p>
+    <w:p>
+      <w:pPr>
+        <w:rPr>
+          <w:rFonts w:ascii="Arial" w:eastAsia="Museo Sans 300" w:hAnsi="Arial" w:cs="Arial"/>
+          <w:color w:val="50637D" w:themeColor="text2" w:themeTint="E6"/>
+          <w:sz w:val="28"/>
+          <w:szCs w:val="28"/>
+        </w:rPr>
+      </w:pPr>
+    </w:p>
+    <w:p>
+      <w:pPr>
+        <w:spacing w:after="160" w:line="259" w:lineRule="auto"/>
+        <w:rPr>
+          <w:rFonts w:ascii="Arial" w:eastAsia="Museo Sans 300" w:hAnsi="Arial" w:cs="Arial"/>
+          <w:b/>
+          <w:bCs/>
+          <w:color w:val="50637D" w:themeColor="text2" w:themeTint="E6"/>
+          <w:sz w:val="28"/>
+          <w:szCs w:val="28"/>
+        </w:rPr>
+      </w:pPr>
+      <w:r>
+        <w:rPr>
+          <w:rFonts w:ascii="Arial" w:eastAsia="Museo Sans 300" w:hAnsi="Arial" w:cs="Arial"/>
+          <w:b/>
+          <w:bCs/>
+          <w:color w:val="50637D" w:themeColor="text2" w:themeTint="E6"/>
+          <w:sz w:val="28"/>
+          <w:szCs w:val="28"/>
+        </w:rPr>
+        <w:br w:type="page"/>
+      </w:r>
+    </w:p>
+    <w:p>
+      <w:pPr>
         <w:pStyle w:val="Ttulo1"/>
         <w:jc w:val="center"/>
         <w:rPr>
+          <w:bCs/>
+        </w:rPr>
+      </w:pPr>
+    </w:p>
+    <w:p>
+      <w:pPr>
+        <w:pStyle w:val="Ttulo1"/>
+        <w:jc w:val="center"/>
+        <w:rPr>
+          <w:b w:val="0"/>
+          <w:bCs/>
+        </w:rPr>
+      </w:pPr>
+      <w:bookmarkStart w:id="0" w:name="_Toc233575475"/>
+      <w:r>
+        <w:rPr>
+          <w:bCs/>
+        </w:rPr>
+        <w:t>Especificación de Requerimientos Funcionales</w:t>
+      </w:r>
+      <w:bookmarkEnd w:id="0"/>
+    </w:p>
+    <w:p/>
+    <w:p>
+      <w:pPr>
+        <w:pStyle w:val="Ttulo2"/>
+      </w:pPr>
+      <w:bookmarkStart w:id="1" w:name="_Toc233575476"/>
+      <w:r>
+        <w:t>Módulo 1: Gestión de Identidades (IAM)</w:t>
+      </w:r>
+      <w:bookmarkEnd w:id="1"/>
+    </w:p>
+    <w:p/>
+    <w:p>
+      <w:pPr>
+        <w:rPr>
+          <w:rFonts w:ascii="Arial" w:hAnsi="Arial" w:cs="Arial"/>
           <w:b/>
           <w:bCs/>
         </w:rPr>
       </w:pPr>
       <w:r>
         <w:rPr>
+          <w:rFonts w:ascii="Arial" w:hAnsi="Arial" w:cs="Arial"/>
           <w:b/>
           <w:bCs/>
         </w:rPr>
-        <w:t>Especificación de Requerimientos Funcionales</w:t>
-      </w:r>
-    </w:p>
-    <w:p/>
-    <w:p>
-      <w:pPr>
-        <w:pStyle w:val="Ttulo2"/>
-      </w:pPr>
-      <w:r>
-        <w:t>Módulo 1: Gestión de Identidades</w:t>
-      </w:r>
-      <w:r>
-        <w:t xml:space="preserve"> </w:t>
-      </w:r>
-      <w:r>
-        <w:t>(IAM)</w:t>
-      </w:r>
-    </w:p>
-    <w:p/>
+        <w:t xml:space="preserve">RF-01: </w:t>
+      </w:r>
+    </w:p>
+    <w:p>
+      <w:pPr>
+        <w:rPr>
+          <w:rFonts w:ascii="Arial" w:hAnsi="Arial" w:cs="Arial"/>
+        </w:rPr>
+      </w:pPr>
+      <w:r>
+        <w:rPr>
+          <w:rFonts w:ascii="Arial" w:hAnsi="Arial" w:cs="Arial"/>
+        </w:rPr>
+        <w:t>El sistema debe permitir el registro y la gestión integral de usuarios, incluyendo su creación, modificación y estado de cuenta (activo/inactivo)</w:t>
+      </w:r>
+    </w:p>
     <w:p>
       <w:pPr>
         <w:rPr>
           <w:rFonts w:ascii="Arial" w:hAnsi="Arial" w:cs="Arial"/>
           <w:b/>
           <w:bCs/>
-          <w:sz w:val="24"/>
-          <w:szCs w:val="24"/>
         </w:rPr>
       </w:pPr>
       <w:r>
@@ -50,43 +1770,27 @@
           <w:rFonts w:ascii="Arial" w:hAnsi="Arial" w:cs="Arial"/>
           <w:b/>
           <w:bCs/>
-          <w:sz w:val="24"/>
-          <w:szCs w:val="24"/>
-        </w:rPr>
-        <w:t xml:space="preserve">RF-01: </w:t>
-      </w:r>
-    </w:p>
-    <w:p>
-      <w:pPr>
-        <w:rPr>
-          <w:rFonts w:ascii="Arial" w:hAnsi="Arial" w:cs="Arial"/>
-          <w:sz w:val="24"/>
-          <w:szCs w:val="24"/>
-        </w:rPr>
-      </w:pPr>
-      <w:r>
-        <w:rPr>
-          <w:rFonts w:ascii="Arial" w:hAnsi="Arial" w:cs="Arial"/>
-          <w:sz w:val="24"/>
-          <w:szCs w:val="24"/>
-        </w:rPr>
-        <w:t xml:space="preserve">El sistema debe permitir el registro y la gestión integral de usuarios, incluyendo su creación, </w:t>
-      </w:r>
-      <w:r>
-        <w:rPr>
-          <w:rFonts w:ascii="Arial" w:hAnsi="Arial" w:cs="Arial"/>
-          <w:sz w:val="24"/>
-          <w:szCs w:val="24"/>
-        </w:rPr>
-        <w:t>modificación</w:t>
-      </w:r>
-      <w:r>
-        <w:rPr>
-          <w:rFonts w:ascii="Arial" w:hAnsi="Arial" w:cs="Arial"/>
-          <w:sz w:val="24"/>
-          <w:szCs w:val="24"/>
-        </w:rPr>
-        <w:t xml:space="preserve"> y estado de cuenta (activo/inactivo)</w:t>
+        </w:rPr>
+        <w:t xml:space="preserve">RF-02: </w:t>
+      </w:r>
+    </w:p>
+    <w:p>
+      <w:pPr>
+        <w:rPr>
+          <w:rFonts w:ascii="Arial" w:hAnsi="Arial" w:cs="Arial"/>
+        </w:rPr>
+      </w:pPr>
+      <w:r>
+        <w:rPr>
+          <w:rFonts w:ascii="Arial" w:hAnsi="Arial" w:cs="Arial"/>
+        </w:rPr>
+        <w:t>El sistema debe permitir la definición de roles, grupos y permisos específicos asociados a cada recurso o función</w:t>
+      </w:r>
+      <w:r>
+        <w:rPr>
+          <w:rFonts w:ascii="Arial" w:hAnsi="Arial" w:cs="Arial"/>
+        </w:rPr>
+        <w:t>.</w:t>
       </w:r>
     </w:p>
     <w:p>
@@ -95,8 +1799,6 @@
           <w:rFonts w:ascii="Arial" w:hAnsi="Arial" w:cs="Arial"/>
           <w:b/>
           <w:bCs/>
-          <w:sz w:val="24"/>
-          <w:szCs w:val="24"/>
         </w:rPr>
       </w:pPr>
       <w:r>
@@ -104,36 +1806,46 @@
           <w:rFonts w:ascii="Arial" w:hAnsi="Arial" w:cs="Arial"/>
           <w:b/>
           <w:bCs/>
-          <w:sz w:val="24"/>
-          <w:szCs w:val="24"/>
-        </w:rPr>
-        <w:t xml:space="preserve">RF-02: </w:t>
-      </w:r>
-    </w:p>
-    <w:p>
-      <w:pPr>
-        <w:rPr>
-          <w:rFonts w:ascii="Arial" w:hAnsi="Arial" w:cs="Arial"/>
-          <w:sz w:val="24"/>
-          <w:szCs w:val="24"/>
-        </w:rPr>
-      </w:pPr>
-      <w:r>
-        <w:rPr>
-          <w:rFonts w:ascii="Arial" w:hAnsi="Arial" w:cs="Arial"/>
-          <w:sz w:val="24"/>
-          <w:szCs w:val="24"/>
-        </w:rPr>
-        <w:t>El sistema debe permitir la definición de roles, grupos y permisos específicos asociados a cada recurso o función</w:t>
-      </w:r>
-      <w:r>
-        <w:rPr>
-          <w:rFonts w:ascii="Arial" w:hAnsi="Arial" w:cs="Arial"/>
-          <w:sz w:val="24"/>
-          <w:szCs w:val="24"/>
-        </w:rPr>
-        <w:t>.</w:t>
-      </w:r>
+        </w:rPr>
+        <w:t xml:space="preserve">RF-03: </w:t>
+      </w:r>
+    </w:p>
+    <w:p>
+      <w:pPr>
+        <w:rPr>
+          <w:rFonts w:ascii="Arial" w:hAnsi="Arial" w:cs="Arial"/>
+        </w:rPr>
+      </w:pPr>
+      <w:r>
+        <w:rPr>
+          <w:rFonts w:ascii="Arial" w:hAnsi="Arial" w:cs="Arial"/>
+        </w:rPr>
+        <w:t>El sistema debe centralizar los perfiles de usuario en un único repositorio, detallando su rol, grupo y nivel de acceso.</w:t>
+      </w:r>
+    </w:p>
+    <w:p>
+      <w:pPr>
+        <w:rPr>
+          <w:rFonts w:ascii="Arial" w:hAnsi="Arial" w:cs="Arial"/>
+        </w:rPr>
+      </w:pPr>
+    </w:p>
+    <w:p>
+      <w:pPr>
+        <w:pStyle w:val="Ttulo2"/>
+      </w:pPr>
+      <w:bookmarkStart w:id="2" w:name="_Toc233575477"/>
+      <w:r>
+        <w:t>Módulo 2: Autenticación y Principios Zero Trust</w:t>
+      </w:r>
+      <w:bookmarkEnd w:id="2"/>
+    </w:p>
+    <w:p>
+      <w:pPr>
+        <w:rPr>
+          <w:rFonts w:ascii="Arial" w:hAnsi="Arial" w:cs="Arial"/>
+        </w:rPr>
+      </w:pPr>
     </w:p>
     <w:p>
       <w:pPr>
@@ -141,8 +1853,6 @@
           <w:rFonts w:ascii="Arial" w:hAnsi="Arial" w:cs="Arial"/>
           <w:b/>
           <w:bCs/>
-          <w:sz w:val="24"/>
-          <w:szCs w:val="24"/>
         </w:rPr>
       </w:pPr>
       <w:r>
@@ -150,54 +1860,36 @@
           <w:rFonts w:ascii="Arial" w:hAnsi="Arial" w:cs="Arial"/>
           <w:b/>
           <w:bCs/>
-          <w:sz w:val="24"/>
-          <w:szCs w:val="24"/>
-        </w:rPr>
-        <w:t xml:space="preserve">RF-03: </w:t>
-      </w:r>
-    </w:p>
-    <w:p>
-      <w:pPr>
-        <w:rPr>
-          <w:rFonts w:ascii="Arial" w:hAnsi="Arial" w:cs="Arial"/>
-          <w:sz w:val="24"/>
-          <w:szCs w:val="24"/>
-        </w:rPr>
-      </w:pPr>
-      <w:r>
-        <w:rPr>
-          <w:rFonts w:ascii="Arial" w:hAnsi="Arial" w:cs="Arial"/>
-          <w:sz w:val="24"/>
-          <w:szCs w:val="24"/>
-        </w:rPr>
-        <w:t>El sistema debe centralizar los perfiles de usuario en un único repositorio, detallando su rol, grupo y nivel de acceso.</w:t>
-      </w:r>
-    </w:p>
-    <w:p>
-      <w:pPr>
-        <w:rPr>
-          <w:rFonts w:ascii="Arial" w:hAnsi="Arial" w:cs="Arial"/>
-          <w:sz w:val="24"/>
-          <w:szCs w:val="24"/>
-        </w:rPr>
-      </w:pPr>
-    </w:p>
-    <w:p>
-      <w:pPr>
-        <w:pStyle w:val="Ttulo2"/>
-      </w:pPr>
-      <w:r>
-        <w:t>Módulo 2: Autenticación y Principios Zero Trust</w:t>
-      </w:r>
-    </w:p>
-    <w:p>
-      <w:pPr>
-        <w:rPr>
-          <w:rFonts w:ascii="Arial" w:hAnsi="Arial" w:cs="Arial"/>
-          <w:sz w:val="24"/>
-          <w:szCs w:val="24"/>
-        </w:rPr>
-      </w:pPr>
+        </w:rPr>
+        <w:t xml:space="preserve">RF-04: </w:t>
+      </w:r>
+    </w:p>
+    <w:p>
+      <w:pPr>
+        <w:rPr>
+          <w:rFonts w:ascii="Arial" w:hAnsi="Arial" w:cs="Arial"/>
+        </w:rPr>
+      </w:pPr>
+      <w:r>
+        <w:rPr>
+          <w:rFonts w:ascii="Arial" w:hAnsi="Arial" w:cs="Arial"/>
+        </w:rPr>
+        <w:t>El sistema debe implementar un mecanismo de autenticación segura mediante credenciales (email/</w:t>
+      </w:r>
+      <w:proofErr w:type="spellStart"/>
+      <w:r>
+        <w:rPr>
+          <w:rFonts w:ascii="Arial" w:hAnsi="Arial" w:cs="Arial"/>
+        </w:rPr>
+        <w:t>password</w:t>
+      </w:r>
+      <w:proofErr w:type="spellEnd"/>
+      <w:r>
+        <w:rPr>
+          <w:rFonts w:ascii="Arial" w:hAnsi="Arial" w:cs="Arial"/>
+        </w:rPr>
+        <w:t>) y el uso de tokens seguros para el manejo de sesiones.</w:t>
+      </w:r>
     </w:p>
     <w:p>
       <w:pPr>
@@ -205,8 +1897,6 @@
           <w:rFonts w:ascii="Arial" w:hAnsi="Arial" w:cs="Arial"/>
           <w:b/>
           <w:bCs/>
-          <w:sz w:val="24"/>
-          <w:szCs w:val="24"/>
         </w:rPr>
       </w:pPr>
       <w:r>
@@ -214,51 +1904,25 @@
           <w:rFonts w:ascii="Arial" w:hAnsi="Arial" w:cs="Arial"/>
           <w:b/>
           <w:bCs/>
-          <w:sz w:val="24"/>
-          <w:szCs w:val="24"/>
-        </w:rPr>
-        <w:t xml:space="preserve">RF-04: </w:t>
-      </w:r>
-    </w:p>
-    <w:p>
-      <w:pPr>
-        <w:rPr>
-          <w:rFonts w:ascii="Arial" w:hAnsi="Arial" w:cs="Arial"/>
-          <w:sz w:val="24"/>
-          <w:szCs w:val="24"/>
-        </w:rPr>
-      </w:pPr>
-      <w:r>
-        <w:rPr>
-          <w:rFonts w:ascii="Arial" w:hAnsi="Arial" w:cs="Arial"/>
-          <w:sz w:val="24"/>
-          <w:szCs w:val="24"/>
-        </w:rPr>
-        <w:t>El sistema debe implementar un mecanismo de autenticación segura mediante credenciales (email/</w:t>
-      </w:r>
-      <w:proofErr w:type="spellStart"/>
-      <w:r>
-        <w:rPr>
-          <w:rFonts w:ascii="Arial" w:hAnsi="Arial" w:cs="Arial"/>
-          <w:sz w:val="24"/>
-          <w:szCs w:val="24"/>
-        </w:rPr>
-        <w:t>password</w:t>
-      </w:r>
-      <w:proofErr w:type="spellEnd"/>
-      <w:r>
-        <w:rPr>
-          <w:rFonts w:ascii="Arial" w:hAnsi="Arial" w:cs="Arial"/>
-          <w:sz w:val="24"/>
-          <w:szCs w:val="24"/>
-        </w:rPr>
-        <w:t>) y el uso de tokens seguros para el manejo de sesiones</w:t>
-      </w:r>
-      <w:r>
-        <w:rPr>
-          <w:rFonts w:ascii="Arial" w:hAnsi="Arial" w:cs="Arial"/>
-          <w:sz w:val="24"/>
-          <w:szCs w:val="24"/>
+        </w:rPr>
+        <w:t xml:space="preserve">RF-05: </w:t>
+      </w:r>
+    </w:p>
+    <w:p>
+      <w:pPr>
+        <w:rPr>
+          <w:rFonts w:ascii="Arial" w:hAnsi="Arial" w:cs="Arial"/>
+        </w:rPr>
+      </w:pPr>
+      <w:r>
+        <w:rPr>
+          <w:rFonts w:ascii="Arial" w:hAnsi="Arial" w:cs="Arial"/>
+        </w:rPr>
+        <w:t>El sistema debe soportar la validación de un segundo factor de autenticación (MFA) para fortalecer el acceso</w:t>
+      </w:r>
+      <w:r>
+        <w:rPr>
+          <w:rFonts w:ascii="Arial" w:hAnsi="Arial" w:cs="Arial"/>
         </w:rPr>
         <w:t>.</w:t>
       </w:r>
@@ -269,8 +1933,6 @@
           <w:rFonts w:ascii="Arial" w:hAnsi="Arial" w:cs="Arial"/>
           <w:b/>
           <w:bCs/>
-          <w:sz w:val="24"/>
-          <w:szCs w:val="24"/>
         </w:rPr>
       </w:pPr>
       <w:r>
@@ -278,35 +1940,21 @@
           <w:rFonts w:ascii="Arial" w:hAnsi="Arial" w:cs="Arial"/>
           <w:b/>
           <w:bCs/>
-          <w:sz w:val="24"/>
-          <w:szCs w:val="24"/>
-        </w:rPr>
-        <w:t xml:space="preserve">RF-05: </w:t>
-      </w:r>
-    </w:p>
-    <w:p>
-      <w:pPr>
-        <w:rPr>
-          <w:rFonts w:ascii="Arial" w:hAnsi="Arial" w:cs="Arial"/>
-          <w:sz w:val="24"/>
-          <w:szCs w:val="24"/>
-        </w:rPr>
-      </w:pPr>
-      <w:r>
-        <w:rPr>
-          <w:rFonts w:ascii="Arial" w:hAnsi="Arial" w:cs="Arial"/>
-          <w:sz w:val="24"/>
-          <w:szCs w:val="24"/>
-        </w:rPr>
-        <w:t>El sistema debe soportar la validación de un segundo factor de autenticación (MFA) para fortalecer el acceso</w:t>
-      </w:r>
-      <w:r>
-        <w:rPr>
-          <w:rFonts w:ascii="Arial" w:hAnsi="Arial" w:cs="Arial"/>
-          <w:sz w:val="24"/>
-          <w:szCs w:val="24"/>
-        </w:rPr>
-        <w:t>.</w:t>
+        </w:rPr>
+        <w:t xml:space="preserve">RF-06: </w:t>
+      </w:r>
+    </w:p>
+    <w:p>
+      <w:pPr>
+        <w:rPr>
+          <w:rFonts w:ascii="Arial" w:hAnsi="Arial" w:cs="Arial"/>
+        </w:rPr>
+      </w:pPr>
+      <w:r>
+        <w:rPr>
+          <w:rFonts w:ascii="Arial" w:hAnsi="Arial" w:cs="Arial"/>
+        </w:rPr>
+        <w:t>El sistema debe aplicar políticas de acceso adaptativas basadas en el contexto, permitiendo o denegando el acceso según el principio de "verificación continua"</w:t>
       </w:r>
     </w:p>
     <w:p>
@@ -315,8 +1963,6 @@
           <w:rFonts w:ascii="Arial" w:hAnsi="Arial" w:cs="Arial"/>
           <w:b/>
           <w:bCs/>
-          <w:sz w:val="24"/>
-          <w:szCs w:val="24"/>
         </w:rPr>
       </w:pPr>
       <w:r>
@@ -324,37 +1970,47 @@
           <w:rFonts w:ascii="Arial" w:hAnsi="Arial" w:cs="Arial"/>
           <w:b/>
           <w:bCs/>
-          <w:sz w:val="24"/>
-          <w:szCs w:val="24"/>
-        </w:rPr>
-        <w:t xml:space="preserve">RF-06: </w:t>
-      </w:r>
-    </w:p>
-    <w:p>
-      <w:pPr>
-        <w:rPr>
-          <w:rFonts w:ascii="Arial" w:hAnsi="Arial" w:cs="Arial"/>
-          <w:sz w:val="24"/>
-          <w:szCs w:val="24"/>
-        </w:rPr>
-      </w:pPr>
-      <w:r>
-        <w:rPr>
-          <w:rFonts w:ascii="Arial" w:hAnsi="Arial" w:cs="Arial"/>
-          <w:sz w:val="24"/>
-          <w:szCs w:val="24"/>
-        </w:rPr>
-        <w:t>El sistema debe aplicar políticas de acceso adaptativas basadas en el contexto, permitiendo o denegando el acceso según el principio de "verificación continua"</w:t>
-      </w:r>
-    </w:p>
+        </w:rPr>
+        <w:t xml:space="preserve">RF-07: </w:t>
+      </w:r>
+    </w:p>
+    <w:p>
+      <w:pPr>
+        <w:rPr>
+          <w:rFonts w:ascii="Arial" w:hAnsi="Arial" w:cs="Arial"/>
+        </w:rPr>
+      </w:pPr>
+      <w:r>
+        <w:rPr>
+          <w:rFonts w:ascii="Arial" w:hAnsi="Arial" w:cs="Arial"/>
+        </w:rPr>
+        <w:t>El sistema debe gestionar sesiones con expiración controlada para reducir el riesgo de acceso no autorizado por sesiones persistentes</w:t>
+      </w:r>
+    </w:p>
+    <w:p/>
+    <w:p>
+      <w:r>
+        <w:br w:type="page"/>
+      </w:r>
+    </w:p>
+    <w:p>
+      <w:pPr>
+        <w:pStyle w:val="Ttulo2"/>
+      </w:pPr>
+      <w:bookmarkStart w:id="3" w:name="_Toc233575478"/>
+      <w:r>
+        <w:lastRenderedPageBreak/>
+        <w:t>Módulo 3: Autorización y Control de Acceso</w:t>
+      </w:r>
+      <w:bookmarkEnd w:id="3"/>
+    </w:p>
+    <w:p/>
     <w:p>
       <w:pPr>
         <w:rPr>
           <w:rFonts w:ascii="Arial" w:hAnsi="Arial" w:cs="Arial"/>
           <w:b/>
           <w:bCs/>
-          <w:sz w:val="24"/>
-          <w:szCs w:val="24"/>
         </w:rPr>
       </w:pPr>
       <w:r>
@@ -362,53 +2018,30 @@
           <w:rFonts w:ascii="Arial" w:hAnsi="Arial" w:cs="Arial"/>
           <w:b/>
           <w:bCs/>
-          <w:sz w:val="24"/>
-          <w:szCs w:val="24"/>
-        </w:rPr>
-        <w:t xml:space="preserve">RF-07: </w:t>
-      </w:r>
-    </w:p>
-    <w:p>
-      <w:pPr>
-        <w:rPr>
-          <w:rFonts w:ascii="Arial" w:hAnsi="Arial" w:cs="Arial"/>
-          <w:sz w:val="24"/>
-          <w:szCs w:val="24"/>
-        </w:rPr>
-      </w:pPr>
-      <w:r>
-        <w:rPr>
-          <w:rFonts w:ascii="Arial" w:hAnsi="Arial" w:cs="Arial"/>
-          <w:sz w:val="24"/>
-          <w:szCs w:val="24"/>
-        </w:rPr>
-        <w:t>El sistema debe gestionar sesiones con expiración controlada para reducir el riesgo de acceso no autorizado por sesiones persistentes</w:t>
-      </w:r>
-    </w:p>
-    <w:p/>
-    <w:p>
-      <w:r>
-        <w:br w:type="page"/>
-      </w:r>
-    </w:p>
-    <w:p>
-      <w:pPr>
-        <w:pStyle w:val="Ttulo2"/>
-      </w:pPr>
-      <w:r>
-        <w:lastRenderedPageBreak/>
-        <w:t>Módulo 3: Autorización y Control de Acceso</w:t>
-      </w:r>
-    </w:p>
-    <w:p/>
+        </w:rPr>
+        <w:t xml:space="preserve">RF-08: </w:t>
+      </w:r>
+    </w:p>
+    <w:p>
+      <w:pPr>
+        <w:rPr>
+          <w:rFonts w:ascii="Arial" w:hAnsi="Arial" w:cs="Arial"/>
+        </w:rPr>
+      </w:pPr>
+      <w:r>
+        <w:rPr>
+          <w:rFonts w:ascii="Arial" w:hAnsi="Arial" w:cs="Arial"/>
+          <w:highlight w:val="yellow"/>
+        </w:rPr>
+        <w:t>El sistema debe implementar un motor de autorización granular basado en roles (RBAC) o atributos (ABAC)</w:t>
+      </w:r>
+    </w:p>
     <w:p>
       <w:pPr>
         <w:rPr>
           <w:rFonts w:ascii="Arial" w:hAnsi="Arial" w:cs="Arial"/>
           <w:b/>
           <w:bCs/>
-          <w:sz w:val="24"/>
-          <w:szCs w:val="24"/>
         </w:rPr>
       </w:pPr>
       <w:r>
@@ -416,28 +2049,21 @@
           <w:rFonts w:ascii="Arial" w:hAnsi="Arial" w:cs="Arial"/>
           <w:b/>
           <w:bCs/>
-          <w:sz w:val="24"/>
-          <w:szCs w:val="24"/>
-        </w:rPr>
-        <w:t xml:space="preserve">RF-08: </w:t>
-      </w:r>
-    </w:p>
-    <w:p>
-      <w:pPr>
-        <w:rPr>
-          <w:rFonts w:ascii="Arial" w:hAnsi="Arial" w:cs="Arial"/>
-          <w:sz w:val="24"/>
-          <w:szCs w:val="24"/>
-        </w:rPr>
-      </w:pPr>
-      <w:r>
-        <w:rPr>
-          <w:rFonts w:ascii="Arial" w:hAnsi="Arial" w:cs="Arial"/>
-          <w:sz w:val="24"/>
-          <w:szCs w:val="24"/>
-          <w:highlight w:val="yellow"/>
-        </w:rPr>
-        <w:t>El sistema debe implementar un motor de autorización granular basado en roles (RBAC) o atributos (ABAC)</w:t>
+        </w:rPr>
+        <w:t xml:space="preserve">RF-09: </w:t>
+      </w:r>
+    </w:p>
+    <w:p>
+      <w:pPr>
+        <w:rPr>
+          <w:rFonts w:ascii="Arial" w:hAnsi="Arial" w:cs="Arial"/>
+        </w:rPr>
+      </w:pPr>
+      <w:r>
+        <w:rPr>
+          <w:rFonts w:ascii="Arial" w:hAnsi="Arial" w:cs="Arial"/>
+        </w:rPr>
+        <w:t>El sistema debe restringir el acceso a módulos administrativos únicamente a usuarios que posean el nivel de privilegio explícitamente autorizado</w:t>
       </w:r>
     </w:p>
     <w:p>
@@ -446,8 +2072,6 @@
           <w:rFonts w:ascii="Arial" w:hAnsi="Arial" w:cs="Arial"/>
           <w:b/>
           <w:bCs/>
-          <w:sz w:val="24"/>
-          <w:szCs w:val="24"/>
         </w:rPr>
       </w:pPr>
       <w:r>
@@ -455,37 +2079,41 @@
           <w:rFonts w:ascii="Arial" w:hAnsi="Arial" w:cs="Arial"/>
           <w:b/>
           <w:bCs/>
-          <w:sz w:val="24"/>
-          <w:szCs w:val="24"/>
-        </w:rPr>
-        <w:t xml:space="preserve">RF-09: </w:t>
-      </w:r>
-    </w:p>
-    <w:p>
-      <w:pPr>
-        <w:rPr>
-          <w:rFonts w:ascii="Arial" w:hAnsi="Arial" w:cs="Arial"/>
-          <w:sz w:val="24"/>
-          <w:szCs w:val="24"/>
-        </w:rPr>
-      </w:pPr>
-      <w:r>
-        <w:rPr>
-          <w:rFonts w:ascii="Arial" w:hAnsi="Arial" w:cs="Arial"/>
-          <w:sz w:val="24"/>
-          <w:szCs w:val="24"/>
-        </w:rPr>
-        <w:t>El sistema debe restringir el acceso a módulos administrativos únicamente a usuarios que posean el nivel de privilegio explícitamente autorizado</w:t>
-      </w:r>
-    </w:p>
+        </w:rPr>
+        <w:t>RF-10:</w:t>
+      </w:r>
+    </w:p>
+    <w:p>
+      <w:pPr>
+        <w:rPr>
+          <w:rFonts w:ascii="Arial" w:hAnsi="Arial" w:cs="Arial"/>
+        </w:rPr>
+      </w:pPr>
+      <w:r>
+        <w:rPr>
+          <w:rFonts w:ascii="Arial" w:hAnsi="Arial" w:cs="Arial"/>
+        </w:rPr>
+        <w:t>El sistema debe aplicar el principio de mínimo privilegio, asegurando que los usuarios solo visualicen y accedan a los recursos necesarios para su función</w:t>
+      </w:r>
+    </w:p>
+    <w:p/>
+    <w:p>
+      <w:pPr>
+        <w:pStyle w:val="Ttulo2"/>
+      </w:pPr>
+      <w:bookmarkStart w:id="4" w:name="_Toc233575479"/>
+      <w:r>
+        <w:t>Módulo 4: Trazabilidad, Auditoría y Dashboard</w:t>
+      </w:r>
+      <w:bookmarkEnd w:id="4"/>
+    </w:p>
+    <w:p/>
     <w:p>
       <w:pPr>
         <w:rPr>
           <w:rFonts w:ascii="Arial" w:hAnsi="Arial" w:cs="Arial"/>
           <w:b/>
           <w:bCs/>
-          <w:sz w:val="24"/>
-          <w:szCs w:val="24"/>
         </w:rPr>
       </w:pPr>
       <w:r>
@@ -493,47 +2121,29 @@
           <w:rFonts w:ascii="Arial" w:hAnsi="Arial" w:cs="Arial"/>
           <w:b/>
           <w:bCs/>
-          <w:sz w:val="24"/>
-          <w:szCs w:val="24"/>
-        </w:rPr>
-        <w:t>RF-10:</w:t>
-      </w:r>
-    </w:p>
-    <w:p>
-      <w:pPr>
-        <w:rPr>
-          <w:rFonts w:ascii="Arial" w:hAnsi="Arial" w:cs="Arial"/>
-          <w:sz w:val="24"/>
-          <w:szCs w:val="24"/>
-        </w:rPr>
-      </w:pPr>
-      <w:r>
-        <w:rPr>
-          <w:rFonts w:ascii="Arial" w:hAnsi="Arial" w:cs="Arial"/>
-          <w:sz w:val="24"/>
-          <w:szCs w:val="24"/>
-        </w:rPr>
-        <w:t>El sistema debe aplicar el principio de mínimo privilegio, asegurando que los usuarios solo visualicen y accedan a los recursos necesarios para su función</w:t>
-      </w:r>
-    </w:p>
-    <w:p/>
-    <w:p>
-      <w:pPr>
-        <w:pStyle w:val="Ttulo2"/>
-      </w:pPr>
-      <w:r>
-        <w:t>Módulo 4: Trazabilidad, Auditoría y Dashboard</w:t>
-      </w:r>
-    </w:p>
-    <w:p/>
+        </w:rPr>
+        <w:t xml:space="preserve">RF-11: </w:t>
+      </w:r>
+    </w:p>
+    <w:p>
+      <w:pPr>
+        <w:rPr>
+          <w:rFonts w:ascii="Arial" w:hAnsi="Arial" w:cs="Arial"/>
+        </w:rPr>
+      </w:pPr>
+      <w:r>
+        <w:rPr>
+          <w:rFonts w:ascii="Arial" w:hAnsi="Arial" w:cs="Arial"/>
+        </w:rPr>
+        <w:t>El sistema debe registrar automáticamente eventos críticos, tales como: inicios de sesión, cierres de sesión, intentos fallidos, bloqueos de cuenta y cambios de roles</w:t>
+      </w:r>
+    </w:p>
     <w:p>
       <w:pPr>
         <w:rPr>
           <w:rFonts w:ascii="Arial" w:hAnsi="Arial" w:cs="Arial"/>
           <w:b/>
           <w:bCs/>
-          <w:sz w:val="24"/>
-          <w:szCs w:val="24"/>
         </w:rPr>
       </w:pPr>
       <w:r>
@@ -541,27 +2151,21 @@
           <w:rFonts w:ascii="Arial" w:hAnsi="Arial" w:cs="Arial"/>
           <w:b/>
           <w:bCs/>
-          <w:sz w:val="24"/>
-          <w:szCs w:val="24"/>
-        </w:rPr>
-        <w:t xml:space="preserve">RF-11: </w:t>
-      </w:r>
-    </w:p>
-    <w:p>
-      <w:pPr>
-        <w:rPr>
-          <w:rFonts w:ascii="Arial" w:hAnsi="Arial" w:cs="Arial"/>
-          <w:sz w:val="24"/>
-          <w:szCs w:val="24"/>
-        </w:rPr>
-      </w:pPr>
-      <w:r>
-        <w:rPr>
-          <w:rFonts w:ascii="Arial" w:hAnsi="Arial" w:cs="Arial"/>
-          <w:sz w:val="24"/>
-          <w:szCs w:val="24"/>
-        </w:rPr>
-        <w:t>El sistema debe registrar automáticamente eventos críticos, tales como: inicios de sesión, cierres de sesión, intentos fallidos, bloqueos de cuenta y cambios de roles</w:t>
+        </w:rPr>
+        <w:t xml:space="preserve">RF-12: </w:t>
+      </w:r>
+    </w:p>
+    <w:p>
+      <w:pPr>
+        <w:rPr>
+          <w:rFonts w:ascii="Arial" w:hAnsi="Arial" w:cs="Arial"/>
+        </w:rPr>
+      </w:pPr>
+      <w:r>
+        <w:rPr>
+          <w:rFonts w:ascii="Arial" w:hAnsi="Arial" w:cs="Arial"/>
+        </w:rPr>
+        <w:t>La interfaz debe contar con un Dashboard Administrativo que permita la visualización en tiempo real de usuarios activos y la distribución de privilegios</w:t>
       </w:r>
     </w:p>
     <w:p>
@@ -570,8 +2174,6 @@
           <w:rFonts w:ascii="Arial" w:hAnsi="Arial" w:cs="Arial"/>
           <w:b/>
           <w:bCs/>
-          <w:sz w:val="24"/>
-          <w:szCs w:val="24"/>
         </w:rPr>
       </w:pPr>
       <w:r>
@@ -579,27 +2181,21 @@
           <w:rFonts w:ascii="Arial" w:hAnsi="Arial" w:cs="Arial"/>
           <w:b/>
           <w:bCs/>
-          <w:sz w:val="24"/>
-          <w:szCs w:val="24"/>
-        </w:rPr>
-        <w:t xml:space="preserve">RF-12: </w:t>
-      </w:r>
-    </w:p>
-    <w:p>
-      <w:pPr>
-        <w:rPr>
-          <w:rFonts w:ascii="Arial" w:hAnsi="Arial" w:cs="Arial"/>
-          <w:sz w:val="24"/>
-          <w:szCs w:val="24"/>
-        </w:rPr>
-      </w:pPr>
-      <w:r>
-        <w:rPr>
-          <w:rFonts w:ascii="Arial" w:hAnsi="Arial" w:cs="Arial"/>
-          <w:sz w:val="24"/>
-          <w:szCs w:val="24"/>
-        </w:rPr>
-        <w:t>La interfaz debe contar con un Dashboard Administrativo que permita la visualización en tiempo real de usuarios activos y la distribución de privilegios</w:t>
+        </w:rPr>
+        <w:t xml:space="preserve">RF-13: </w:t>
+      </w:r>
+    </w:p>
+    <w:p>
+      <w:pPr>
+        <w:rPr>
+          <w:rFonts w:ascii="Arial" w:hAnsi="Arial" w:cs="Arial"/>
+        </w:rPr>
+      </w:pPr>
+      <w:r>
+        <w:rPr>
+          <w:rFonts w:ascii="Arial" w:hAnsi="Arial" w:cs="Arial"/>
+        </w:rPr>
+        <w:t>El Dashboard debe incluir una sección de monitoreo de logs para visualizar la trazabilidad de accesos y detectar comportamientos anómalos o alertas básicas</w:t>
       </w:r>
     </w:p>
     <w:p>
@@ -608,8 +2204,6 @@
           <w:rFonts w:ascii="Arial" w:hAnsi="Arial" w:cs="Arial"/>
           <w:b/>
           <w:bCs/>
-          <w:sz w:val="24"/>
-          <w:szCs w:val="24"/>
         </w:rPr>
       </w:pPr>
       <w:r>
@@ -617,77 +2211,1212 @@
           <w:rFonts w:ascii="Arial" w:hAnsi="Arial" w:cs="Arial"/>
           <w:b/>
           <w:bCs/>
-          <w:sz w:val="24"/>
-          <w:szCs w:val="24"/>
-        </w:rPr>
-        <w:t xml:space="preserve">RF-13: </w:t>
-      </w:r>
-    </w:p>
-    <w:p>
-      <w:pPr>
-        <w:rPr>
-          <w:rFonts w:ascii="Arial" w:hAnsi="Arial" w:cs="Arial"/>
-          <w:sz w:val="24"/>
-          <w:szCs w:val="24"/>
-        </w:rPr>
-      </w:pPr>
-      <w:r>
-        <w:rPr>
-          <w:rFonts w:ascii="Arial" w:hAnsi="Arial" w:cs="Arial"/>
-          <w:sz w:val="24"/>
-          <w:szCs w:val="24"/>
-        </w:rPr>
-        <w:t>El Dashboard debe incluir una sección de monitoreo de logs para visualizar la trazabilidad de accesos y detectar comportamientos anómalos o alertas básicas</w:t>
-      </w:r>
-    </w:p>
-    <w:p>
-      <w:pPr>
-        <w:rPr>
-          <w:rFonts w:ascii="Arial" w:hAnsi="Arial" w:cs="Arial"/>
+        </w:rPr>
+        <w:t xml:space="preserve">RF-14: </w:t>
+      </w:r>
+    </w:p>
+    <w:p>
+      <w:pPr>
+        <w:rPr>
+          <w:rFonts w:ascii="Arial" w:hAnsi="Arial" w:cs="Arial"/>
+        </w:rPr>
+      </w:pPr>
+      <w:r>
+        <w:rPr>
+          <w:rFonts w:ascii="Arial" w:hAnsi="Arial" w:cs="Arial"/>
+        </w:rPr>
+        <w:t>El sistema debe mostrar mensajes claros de acceso permitido o denegado al usuario final tras el proceso de validación</w:t>
+      </w:r>
+    </w:p>
+    <w:p/>
+    <w:p/>
+    <w:p>
+      <w:pPr>
+        <w:rPr>
+          <w:rFonts w:ascii="Arial" w:eastAsia="Museo Sans 300" w:hAnsi="Arial" w:cs="Arial"/>
           <w:b/>
           <w:bCs/>
-          <w:sz w:val="24"/>
-          <w:szCs w:val="24"/>
-        </w:rPr>
-      </w:pPr>
-      <w:r>
-        <w:rPr>
-          <w:rFonts w:ascii="Arial" w:hAnsi="Arial" w:cs="Arial"/>
-          <w:b/>
-          <w:bCs/>
-          <w:sz w:val="24"/>
-          <w:szCs w:val="24"/>
-        </w:rPr>
-        <w:t xml:space="preserve">RF-14: </w:t>
-      </w:r>
-    </w:p>
-    <w:p>
-      <w:pPr>
-        <w:rPr>
-          <w:rFonts w:ascii="Arial" w:hAnsi="Arial" w:cs="Arial"/>
-          <w:sz w:val="24"/>
-          <w:szCs w:val="24"/>
-        </w:rPr>
-      </w:pPr>
-      <w:r>
-        <w:rPr>
-          <w:rFonts w:ascii="Arial" w:hAnsi="Arial" w:cs="Arial"/>
-          <w:sz w:val="24"/>
-          <w:szCs w:val="24"/>
-        </w:rPr>
-        <w:t>El sistema debe mostrar mensajes claros de acceso permitido o denegado al usuario final tras el proceso de validación</w:t>
-      </w:r>
-    </w:p>
-    <w:p/>
-    <w:p/>
+          <w:color w:val="50637D" w:themeColor="text2" w:themeTint="E6"/>
+          <w:sz w:val="28"/>
+          <w:szCs w:val="28"/>
+        </w:rPr>
+      </w:pPr>
+    </w:p>
     <w:sectPr>
+      <w:headerReference w:type="even" r:id="rId5"/>
+      <w:headerReference w:type="default" r:id="rId6"/>
+      <w:footerReference w:type="even" r:id="rId7"/>
+      <w:footerReference w:type="default" r:id="rId8"/>
+      <w:headerReference w:type="first" r:id="rId9"/>
+      <w:footerReference w:type="first" r:id="rId10"/>
       <w:pgSz w:w="12240" w:h="15840"/>
-      <w:pgMar w:top="1440" w:right="1440" w:bottom="1440" w:left="1440" w:header="708" w:footer="708" w:gutter="0"/>
+      <w:pgMar w:top="1417" w:right="1701" w:bottom="1417" w:left="1701" w:header="708" w:footer="708" w:gutter="0"/>
       <w:cols w:space="708"/>
       <w:docGrid w:linePitch="360"/>
     </w:sectPr>
   </w:body>
 </w:document>
+</file>
+
+<file path=word/footer1.xml><?xml version="1.0" encoding="utf-8"?>
+<w:ftr xmlns:wpc="http://schemas.microsoft.com/office/word/2010/wordprocessingCanvas" xmlns:cx="http://schemas.microsoft.com/office/drawing/2014/chartex" xmlns:cx1="http://schemas.microsoft.com/office/drawing/2015/9/8/chartex" xmlns:cx2="http://schemas.microsoft.com/office/drawing/2015/10/21/chartex" xmlns:cx3="http://schemas.microsoft.com/office/drawing/2016/5/9/chartex" xmlns:cx4="http://schemas.microsoft.com/office/drawing/2016/5/10/chartex" xmlns:cx5="http://schemas.microsoft.com/office/drawing/2016/5/11/chartex" xmlns:cx6="http://schemas.microsoft.com/office/drawing/2016/5/12/chartex" xmlns:cx7="http://schemas.microsoft.com/office/drawing/2016/5/13/chartex" xmlns:cx8="http://schemas.microsoft.com/office/drawing/2016/5/14/chartex" xmlns:mc="http://schemas.openxmlformats.org/markup-compatibility/2006" xmlns:aink="http://schemas.microsoft.com/office/drawing/2016/ink" xmlns:am3d="http://schemas.microsoft.com/office/drawing/2017/model3d" xmlns:o="urn:schemas-microsoft-com:office:office" xmlns:r="http://schemas.openxmlformats.org/officeDocument/2006/relationships" xmlns:m="http://schemas.openxmlformats.org/officeDocument/2006/math" xmlns:v="urn:schemas-microsoft-com:vml" xmlns:wp14="http://schemas.microsoft.com/office/word/2010/wordprocessingDrawing" xmlns:wp="http://schemas.openxmlformats.org/drawingml/2006/wordprocessingDrawing" xmlns:w10="urn:schemas-microsoft-com:office:word" xmlns:w="http://schemas.openxmlformats.org/wordprocessingml/2006/main" xmlns:w14="http://schemas.microsoft.com/office/word/2010/wordml" xmlns:w15="http://schemas.microsoft.com/office/word/2012/wordml" xmlns:w16cex="http://schemas.microsoft.com/office/word/2018/wordml/cex" xmlns:w16cid="http://schemas.microsoft.com/office/word/2016/wordml/cid" xmlns:w16="http://schemas.microsoft.com/office/word/2018/wordml" xmlns:w16sdtdh="http://schemas.microsoft.com/office/word/2020/wordml/sdtdatahash" xmlns:w16se="http://schemas.microsoft.com/office/word/2015/wordml/symex" xmlns:wpg="http://schemas.microsoft.com/office/word/2010/wordprocessingGroup" xmlns:wpi="http://schemas.microsoft.com/office/word/2010/wordprocessingInk" xmlns:wne="http://schemas.microsoft.com/office/word/2006/wordml" xmlns:wps="http://schemas.microsoft.com/office/word/2010/wordprocessingShape" mc:Ignorable="w14 w15 w16se w16cid w16 w16cex w16sdtdh wp14">
+  <w:p>
+    <w:pPr>
+      <w:pStyle w:val="Piedepgina"/>
+    </w:pPr>
+  </w:p>
+</w:ftr>
+</file>
+
+<file path=word/footer2.xml><?xml version="1.0" encoding="utf-8"?>
+<w:ftr xmlns:wpc="http://schemas.microsoft.com/office/word/2010/wordprocessingCanvas" xmlns:cx="http://schemas.microsoft.com/office/drawing/2014/chartex" xmlns:cx1="http://schemas.microsoft.com/office/drawing/2015/9/8/chartex" xmlns:cx2="http://schemas.microsoft.com/office/drawing/2015/10/21/chartex" xmlns:cx3="http://schemas.microsoft.com/office/drawing/2016/5/9/chartex" xmlns:cx4="http://schemas.microsoft.com/office/drawing/2016/5/10/chartex" xmlns:cx5="http://schemas.microsoft.com/office/drawing/2016/5/11/chartex" xmlns:cx6="http://schemas.microsoft.com/office/drawing/2016/5/12/chartex" xmlns:cx7="http://schemas.microsoft.com/office/drawing/2016/5/13/chartex" xmlns:cx8="http://schemas.microsoft.com/office/drawing/2016/5/14/chartex" xmlns:mc="http://schemas.openxmlformats.org/markup-compatibility/2006" xmlns:aink="http://schemas.microsoft.com/office/drawing/2016/ink" xmlns:am3d="http://schemas.microsoft.com/office/drawing/2017/model3d" xmlns:o="urn:schemas-microsoft-com:office:office" xmlns:r="http://schemas.openxmlformats.org/officeDocument/2006/relationships" xmlns:m="http://schemas.openxmlformats.org/officeDocument/2006/math" xmlns:v="urn:schemas-microsoft-com:vml" xmlns:wp14="http://schemas.microsoft.com/office/word/2010/wordprocessingDrawing" xmlns:wp="http://schemas.openxmlformats.org/drawingml/2006/wordprocessingDrawing" xmlns:w10="urn:schemas-microsoft-com:office:word" xmlns:w="http://schemas.openxmlformats.org/wordprocessingml/2006/main" xmlns:w14="http://schemas.microsoft.com/office/word/2010/wordml" xmlns:w15="http://schemas.microsoft.com/office/word/2012/wordml" xmlns:w16cex="http://schemas.microsoft.com/office/word/2018/wordml/cex" xmlns:w16cid="http://schemas.microsoft.com/office/word/2016/wordml/cid" xmlns:w16="http://schemas.microsoft.com/office/word/2018/wordml" xmlns:w16sdtdh="http://schemas.microsoft.com/office/word/2020/wordml/sdtdatahash" xmlns:w16se="http://schemas.microsoft.com/office/word/2015/wordml/symex" xmlns:wpg="http://schemas.microsoft.com/office/word/2010/wordprocessingGroup" xmlns:wpi="http://schemas.microsoft.com/office/word/2010/wordprocessingInk" xmlns:wne="http://schemas.microsoft.com/office/word/2006/wordml" xmlns:wps="http://schemas.microsoft.com/office/word/2010/wordprocessingShape" mc:Ignorable="w14 w15 w16se w16cid w16 w16cex w16sdtdh wp14">
+  <w:p>
+    <w:pPr>
+      <w:pStyle w:val="Piedepgina"/>
+    </w:pPr>
+  </w:p>
+</w:ftr>
+</file>
+
+<file path=word/footer3.xml><?xml version="1.0" encoding="utf-8"?>
+<w:ftr xmlns:wpc="http://schemas.microsoft.com/office/word/2010/wordprocessingCanvas" xmlns:cx="http://schemas.microsoft.com/office/drawing/2014/chartex" xmlns:cx1="http://schemas.microsoft.com/office/drawing/2015/9/8/chartex" xmlns:cx2="http://schemas.microsoft.com/office/drawing/2015/10/21/chartex" xmlns:cx3="http://schemas.microsoft.com/office/drawing/2016/5/9/chartex" xmlns:cx4="http://schemas.microsoft.com/office/drawing/2016/5/10/chartex" xmlns:cx5="http://schemas.microsoft.com/office/drawing/2016/5/11/chartex" xmlns:cx6="http://schemas.microsoft.com/office/drawing/2016/5/12/chartex" xmlns:cx7="http://schemas.microsoft.com/office/drawing/2016/5/13/chartex" xmlns:cx8="http://schemas.microsoft.com/office/drawing/2016/5/14/chartex" xmlns:mc="http://schemas.openxmlformats.org/markup-compatibility/2006" xmlns:aink="http://schemas.microsoft.com/office/drawing/2016/ink" xmlns:am3d="http://schemas.microsoft.com/office/drawing/2017/model3d" xmlns:o="urn:schemas-microsoft-com:office:office" xmlns:r="http://schemas.openxmlformats.org/officeDocument/2006/relationships" xmlns:m="http://schemas.openxmlformats.org/officeDocument/2006/math" xmlns:v="urn:schemas-microsoft-com:vml" xmlns:wp14="http://schemas.microsoft.com/office/word/2010/wordprocessingDrawing" xmlns:wp="http://schemas.openxmlformats.org/drawingml/2006/wordprocessingDrawing" xmlns:w10="urn:schemas-microsoft-com:office:word" xmlns:w="http://schemas.openxmlformats.org/wordprocessingml/2006/main" xmlns:w14="http://schemas.microsoft.com/office/word/2010/wordml" xmlns:w15="http://schemas.microsoft.com/office/word/2012/wordml" xmlns:w16cex="http://schemas.microsoft.com/office/word/2018/wordml/cex" xmlns:w16cid="http://schemas.microsoft.com/office/word/2016/wordml/cid" xmlns:w16="http://schemas.microsoft.com/office/word/2018/wordml" xmlns:w16sdtdh="http://schemas.microsoft.com/office/word/2020/wordml/sdtdatahash" xmlns:w16se="http://schemas.microsoft.com/office/word/2015/wordml/symex" xmlns:wpg="http://schemas.microsoft.com/office/word/2010/wordprocessingGroup" xmlns:wpi="http://schemas.microsoft.com/office/word/2010/wordprocessingInk" xmlns:wne="http://schemas.microsoft.com/office/word/2006/wordml" xmlns:wps="http://schemas.microsoft.com/office/word/2010/wordprocessingShape" mc:Ignorable="w14 w15 w16se w16cid w16 w16cex w16sdtdh wp14">
+  <w:p>
+    <w:pPr>
+      <w:pStyle w:val="Piedepgina"/>
+    </w:pPr>
+  </w:p>
+</w:ftr>
+</file>
+
+<file path=word/header1.xml><?xml version="1.0" encoding="utf-8"?>
+<w:hdr xmlns:wpc="http://schemas.microsoft.com/office/word/2010/wordprocessingCanvas" xmlns:cx="http://schemas.microsoft.com/office/drawing/2014/chartex" xmlns:cx1="http://schemas.microsoft.com/office/drawing/2015/9/8/chartex" xmlns:cx2="http://schemas.microsoft.com/office/drawing/2015/10/21/chartex" xmlns:cx3="http://schemas.microsoft.com/office/drawing/2016/5/9/chartex" xmlns:cx4="http://schemas.microsoft.com/office/drawing/2016/5/10/chartex" xmlns:cx5="http://schemas.microsoft.com/office/drawing/2016/5/11/chartex" xmlns:cx6="http://schemas.microsoft.com/office/drawing/2016/5/12/chartex" xmlns:cx7="http://schemas.microsoft.com/office/drawing/2016/5/13/chartex" xmlns:cx8="http://schemas.microsoft.com/office/drawing/2016/5/14/chartex" xmlns:mc="http://schemas.openxmlformats.org/markup-compatibility/2006" xmlns:aink="http://schemas.microsoft.com/office/drawing/2016/ink" xmlns:am3d="http://schemas.microsoft.com/office/drawing/2017/model3d" xmlns:o="urn:schemas-microsoft-com:office:office" xmlns:r="http://schemas.openxmlformats.org/officeDocument/2006/relationships" xmlns:m="http://schemas.openxmlformats.org/officeDocument/2006/math" xmlns:v="urn:schemas-microsoft-com:vml" xmlns:wp14="http://schemas.microsoft.com/office/word/2010/wordprocessingDrawing" xmlns:wp="http://schemas.openxmlformats.org/drawingml/2006/wordprocessingDrawing" xmlns:w10="urn:schemas-microsoft-com:office:word" xmlns:w="http://schemas.openxmlformats.org/wordprocessingml/2006/main" xmlns:w14="http://schemas.microsoft.com/office/word/2010/wordml" xmlns:w15="http://schemas.microsoft.com/office/word/2012/wordml" xmlns:w16cex="http://schemas.microsoft.com/office/word/2018/wordml/cex" xmlns:w16cid="http://schemas.microsoft.com/office/word/2016/wordml/cid" xmlns:w16="http://schemas.microsoft.com/office/word/2018/wordml" xmlns:w16sdtdh="http://schemas.microsoft.com/office/word/2020/wordml/sdtdatahash" xmlns:w16se="http://schemas.microsoft.com/office/word/2015/wordml/symex" xmlns:wpg="http://schemas.microsoft.com/office/word/2010/wordprocessingGroup" xmlns:wpi="http://schemas.microsoft.com/office/word/2010/wordprocessingInk" xmlns:wne="http://schemas.microsoft.com/office/word/2006/wordml" xmlns:wps="http://schemas.microsoft.com/office/word/2010/wordprocessingShape" mc:Ignorable="w14 w15 w16se w16cid w16 w16cex w16sdtdh wp14">
+  <w:p>
+    <w:pPr>
+      <w:pStyle w:val="Encabezado"/>
+    </w:pPr>
+  </w:p>
+</w:hdr>
+</file>
+
+<file path=word/header2.xml><?xml version="1.0" encoding="utf-8"?>
+<w:hdr xmlns:wpc="http://schemas.microsoft.com/office/word/2010/wordprocessingCanvas" xmlns:cx="http://schemas.microsoft.com/office/drawing/2014/chartex" xmlns:cx1="http://schemas.microsoft.com/office/drawing/2015/9/8/chartex" xmlns:cx2="http://schemas.microsoft.com/office/drawing/2015/10/21/chartex" xmlns:cx3="http://schemas.microsoft.com/office/drawing/2016/5/9/chartex" xmlns:cx4="http://schemas.microsoft.com/office/drawing/2016/5/10/chartex" xmlns:cx5="http://schemas.microsoft.com/office/drawing/2016/5/11/chartex" xmlns:cx6="http://schemas.microsoft.com/office/drawing/2016/5/12/chartex" xmlns:cx7="http://schemas.microsoft.com/office/drawing/2016/5/13/chartex" xmlns:cx8="http://schemas.microsoft.com/office/drawing/2016/5/14/chartex" xmlns:mc="http://schemas.openxmlformats.org/markup-compatibility/2006" xmlns:aink="http://schemas.microsoft.com/office/drawing/2016/ink" xmlns:am3d="http://schemas.microsoft.com/office/drawing/2017/model3d" xmlns:o="urn:schemas-microsoft-com:office:office" xmlns:r="http://schemas.openxmlformats.org/officeDocument/2006/relationships" xmlns:m="http://schemas.openxmlformats.org/officeDocument/2006/math" xmlns:v="urn:schemas-microsoft-com:vml" xmlns:wp14="http://schemas.microsoft.com/office/word/2010/wordprocessingDrawing" xmlns:wp="http://schemas.openxmlformats.org/drawingml/2006/wordprocessingDrawing" xmlns:w10="urn:schemas-microsoft-com:office:word" xmlns:w="http://schemas.openxmlformats.org/wordprocessingml/2006/main" xmlns:w14="http://schemas.microsoft.com/office/word/2010/wordml" xmlns:w15="http://schemas.microsoft.com/office/word/2012/wordml" xmlns:w16cex="http://schemas.microsoft.com/office/word/2018/wordml/cex" xmlns:w16cid="http://schemas.microsoft.com/office/word/2016/wordml/cid" xmlns:w16="http://schemas.microsoft.com/office/word/2018/wordml" xmlns:w16sdtdh="http://schemas.microsoft.com/office/word/2020/wordml/sdtdatahash" xmlns:w16se="http://schemas.microsoft.com/office/word/2015/wordml/symex" xmlns:wpg="http://schemas.microsoft.com/office/word/2010/wordprocessingGroup" xmlns:wpi="http://schemas.microsoft.com/office/word/2010/wordprocessingInk" xmlns:wne="http://schemas.microsoft.com/office/word/2006/wordml" xmlns:wps="http://schemas.microsoft.com/office/word/2010/wordprocessingShape" mc:Ignorable="w14 w15 w16se w16cid w16 w16cex w16sdtdh wp14">
+  <w:p>
+    <w:pPr>
+      <w:pStyle w:val="Encabezado"/>
+      <w:tabs>
+        <w:tab w:val="clear" w:pos="4419"/>
+        <w:tab w:val="clear" w:pos="8838"/>
+        <w:tab w:val="left" w:pos="1740"/>
+      </w:tabs>
+    </w:pPr>
+    <w:r>
+      <w:rPr>
+        <w:noProof/>
+      </w:rPr>
+      <w:drawing>
+        <wp:anchor distT="0" distB="0" distL="114300" distR="114300" simplePos="0" relativeHeight="251659264" behindDoc="1" locked="0" layoutInCell="1" allowOverlap="1" wp14:anchorId="463EF778" wp14:editId="78A87EAC">
+          <wp:simplePos x="0" y="0"/>
+          <wp:positionH relativeFrom="page">
+            <wp:align>left</wp:align>
+          </wp:positionH>
+          <wp:positionV relativeFrom="paragraph">
+            <wp:posOffset>-449580</wp:posOffset>
+          </wp:positionV>
+          <wp:extent cx="7776845" cy="10063791"/>
+          <wp:effectExtent l="0" t="0" r="0" b="0"/>
+          <wp:wrapNone/>
+          <wp:docPr id="533964862" name="Imagen 54"/>
+          <wp:cNvGraphicFramePr>
+            <a:graphicFrameLocks xmlns:a="http://schemas.openxmlformats.org/drawingml/2006/main" noChangeAspect="1"/>
+          </wp:cNvGraphicFramePr>
+          <a:graphic xmlns:a="http://schemas.openxmlformats.org/drawingml/2006/main">
+            <a:graphicData uri="http://schemas.openxmlformats.org/drawingml/2006/picture">
+              <pic:pic xmlns:pic="http://schemas.openxmlformats.org/drawingml/2006/picture">
+                <pic:nvPicPr>
+                  <pic:cNvPr id="709015734" name="Imagen 709015734"/>
+                  <pic:cNvPicPr/>
+                </pic:nvPicPr>
+                <pic:blipFill>
+                  <a:blip r:embed="rId1">
+                    <a:extLst>
+                      <a:ext uri="{28A0092B-C50C-407E-A947-70E740481C1C}">
+                        <a14:useLocalDpi xmlns:a14="http://schemas.microsoft.com/office/drawing/2010/main" val="0"/>
+                      </a:ext>
+                    </a:extLst>
+                  </a:blip>
+                  <a:stretch>
+                    <a:fillRect/>
+                  </a:stretch>
+                </pic:blipFill>
+                <pic:spPr>
+                  <a:xfrm>
+                    <a:off x="0" y="0"/>
+                    <a:ext cx="7776845" cy="10063791"/>
+                  </a:xfrm>
+                  <a:prstGeom prst="rect">
+                    <a:avLst/>
+                  </a:prstGeom>
+                </pic:spPr>
+              </pic:pic>
+            </a:graphicData>
+          </a:graphic>
+          <wp14:sizeRelH relativeFrom="page">
+            <wp14:pctWidth>0</wp14:pctWidth>
+          </wp14:sizeRelH>
+          <wp14:sizeRelV relativeFrom="page">
+            <wp14:pctHeight>0</wp14:pctHeight>
+          </wp14:sizeRelV>
+        </wp:anchor>
+      </w:drawing>
+    </w:r>
+    <w:r>
+      <w:tab/>
+    </w:r>
+  </w:p>
+</w:hdr>
+</file>
+
+<file path=word/header3.xml><?xml version="1.0" encoding="utf-8"?>
+<w:hdr xmlns:wpc="http://schemas.microsoft.com/office/word/2010/wordprocessingCanvas" xmlns:cx="http://schemas.microsoft.com/office/drawing/2014/chartex" xmlns:cx1="http://schemas.microsoft.com/office/drawing/2015/9/8/chartex" xmlns:cx2="http://schemas.microsoft.com/office/drawing/2015/10/21/chartex" xmlns:cx3="http://schemas.microsoft.com/office/drawing/2016/5/9/chartex" xmlns:cx4="http://schemas.microsoft.com/office/drawing/2016/5/10/chartex" xmlns:cx5="http://schemas.microsoft.com/office/drawing/2016/5/11/chartex" xmlns:cx6="http://schemas.microsoft.com/office/drawing/2016/5/12/chartex" xmlns:cx7="http://schemas.microsoft.com/office/drawing/2016/5/13/chartex" xmlns:cx8="http://schemas.microsoft.com/office/drawing/2016/5/14/chartex" xmlns:mc="http://schemas.openxmlformats.org/markup-compatibility/2006" xmlns:aink="http://schemas.microsoft.com/office/drawing/2016/ink" xmlns:am3d="http://schemas.microsoft.com/office/drawing/2017/model3d" xmlns:o="urn:schemas-microsoft-com:office:office" xmlns:r="http://schemas.openxmlformats.org/officeDocument/2006/relationships" xmlns:m="http://schemas.openxmlformats.org/officeDocument/2006/math" xmlns:v="urn:schemas-microsoft-com:vml" xmlns:wp14="http://schemas.microsoft.com/office/word/2010/wordprocessingDrawing" xmlns:wp="http://schemas.openxmlformats.org/drawingml/2006/wordprocessingDrawing" xmlns:w10="urn:schemas-microsoft-com:office:word" xmlns:w="http://schemas.openxmlformats.org/wordprocessingml/2006/main" xmlns:w14="http://schemas.microsoft.com/office/word/2010/wordml" xmlns:w15="http://schemas.microsoft.com/office/word/2012/wordml" xmlns:w16cex="http://schemas.microsoft.com/office/word/2018/wordml/cex" xmlns:w16cid="http://schemas.microsoft.com/office/word/2016/wordml/cid" xmlns:w16="http://schemas.microsoft.com/office/word/2018/wordml" xmlns:w16sdtdh="http://schemas.microsoft.com/office/word/2020/wordml/sdtdatahash" xmlns:w16se="http://schemas.microsoft.com/office/word/2015/wordml/symex" xmlns:wpg="http://schemas.microsoft.com/office/word/2010/wordprocessingGroup" xmlns:wpi="http://schemas.microsoft.com/office/word/2010/wordprocessingInk" xmlns:wne="http://schemas.microsoft.com/office/word/2006/wordml" xmlns:wps="http://schemas.microsoft.com/office/word/2010/wordprocessingShape" mc:Ignorable="w14 w15 w16se w16cid w16 w16cex w16sdtdh wp14">
+  <w:p>
+    <w:pPr>
+      <w:pStyle w:val="Encabezado"/>
+    </w:pPr>
+  </w:p>
+</w:hdr>
+</file>
+
+<file path=word/numbering.xml><?xml version="1.0" encoding="utf-8"?>
+<w:numbering xmlns:wpc="http://schemas.microsoft.com/office/word/2010/wordprocessingCanvas" xmlns:cx="http://schemas.microsoft.com/office/drawing/2014/chartex" xmlns:cx1="http://schemas.microsoft.com/office/drawing/2015/9/8/chartex" xmlns:cx2="http://schemas.microsoft.com/office/drawing/2015/10/21/chartex" xmlns:cx3="http://schemas.microsoft.com/office/drawing/2016/5/9/chartex" xmlns:cx4="http://schemas.microsoft.com/office/drawing/2016/5/10/chartex" xmlns:cx5="http://schemas.microsoft.com/office/drawing/2016/5/11/chartex" xmlns:cx6="http://schemas.microsoft.com/office/drawing/2016/5/12/chartex" xmlns:cx7="http://schemas.microsoft.com/office/drawing/2016/5/13/chartex" xmlns:cx8="http://schemas.microsoft.com/office/drawing/2016/5/14/chartex" xmlns:mc="http://schemas.openxmlformats.org/markup-compatibility/2006" xmlns:aink="http://schemas.microsoft.com/office/drawing/2016/ink" xmlns:am3d="http://schemas.microsoft.com/office/drawing/2017/model3d" xmlns:o="urn:schemas-microsoft-com:office:office" xmlns:r="http://schemas.openxmlformats.org/officeDocument/2006/relationships" xmlns:m="http://schemas.openxmlformats.org/officeDocument/2006/math" xmlns:v="urn:schemas-microsoft-com:vml" xmlns:wp14="http://schemas.microsoft.com/office/word/2010/wordprocessingDrawing" xmlns:wp="http://schemas.openxmlformats.org/drawingml/2006/wordprocessingDrawing" xmlns:w10="urn:schemas-microsoft-com:office:word" xmlns:w="http://schemas.openxmlformats.org/wordprocessingml/2006/main" xmlns:w14="http://schemas.microsoft.com/office/word/2010/wordml" xmlns:w15="http://schemas.microsoft.com/office/word/2012/wordml" xmlns:w16cex="http://schemas.microsoft.com/office/word/2018/wordml/cex" xmlns:w16cid="http://schemas.microsoft.com/office/word/2016/wordml/cid" xmlns:w16="http://schemas.microsoft.com/office/word/2018/wordml" xmlns:w16sdtdh="http://schemas.microsoft.com/office/word/2020/wordml/sdtdatahash" xmlns:w16se="http://schemas.microsoft.com/office/word/2015/wordml/symex" xmlns:wpg="http://schemas.microsoft.com/office/word/2010/wordprocessingGroup" xmlns:wpi="http://schemas.microsoft.com/office/word/2010/wordprocessingInk" xmlns:wne="http://schemas.microsoft.com/office/word/2006/wordml" xmlns:wps="http://schemas.microsoft.com/office/word/2010/wordprocessingShape" mc:Ignorable="w14 w15 w16se w16cid w16 w16cex w16sdtdh wp14">
+  <w:abstractNum w:abstractNumId="0" w15:restartNumberingAfterBreak="0">
+    <w:nsid w:val="0410184C"/>
+    <w:multiLevelType w:val="multilevel"/>
+    <w:tmpl w:val="AC6409C2"/>
+    <w:lvl w:ilvl="0">
+      <w:start w:val="1"/>
+      <w:numFmt w:val="bullet"/>
+      <w:lvlText w:val=""/>
+      <w:lvlJc w:val="left"/>
+      <w:pPr>
+        <w:tabs>
+          <w:tab w:val="num" w:pos="720"/>
+        </w:tabs>
+        <w:ind w:left="720" w:hanging="360"/>
+      </w:pPr>
+      <w:rPr>
+        <w:rFonts w:ascii="Symbol" w:hAnsi="Symbol" w:hint="default"/>
+        <w:sz w:val="20"/>
+      </w:rPr>
+    </w:lvl>
+    <w:lvl w:ilvl="1" w:tentative="1">
+      <w:start w:val="1"/>
+      <w:numFmt w:val="bullet"/>
+      <w:lvlText w:val="o"/>
+      <w:lvlJc w:val="left"/>
+      <w:pPr>
+        <w:tabs>
+          <w:tab w:val="num" w:pos="1440"/>
+        </w:tabs>
+        <w:ind w:left="1440" w:hanging="360"/>
+      </w:pPr>
+      <w:rPr>
+        <w:rFonts w:ascii="Courier New" w:hAnsi="Courier New" w:hint="default"/>
+        <w:sz w:val="20"/>
+      </w:rPr>
+    </w:lvl>
+    <w:lvl w:ilvl="2" w:tentative="1">
+      <w:start w:val="1"/>
+      <w:numFmt w:val="bullet"/>
+      <w:lvlText w:val=""/>
+      <w:lvlJc w:val="left"/>
+      <w:pPr>
+        <w:tabs>
+          <w:tab w:val="num" w:pos="2160"/>
+        </w:tabs>
+        <w:ind w:left="2160" w:hanging="360"/>
+      </w:pPr>
+      <w:rPr>
+        <w:rFonts w:ascii="Wingdings" w:hAnsi="Wingdings" w:hint="default"/>
+        <w:sz w:val="20"/>
+      </w:rPr>
+    </w:lvl>
+    <w:lvl w:ilvl="3" w:tentative="1">
+      <w:start w:val="1"/>
+      <w:numFmt w:val="bullet"/>
+      <w:lvlText w:val=""/>
+      <w:lvlJc w:val="left"/>
+      <w:pPr>
+        <w:tabs>
+          <w:tab w:val="num" w:pos="2880"/>
+        </w:tabs>
+        <w:ind w:left="2880" w:hanging="360"/>
+      </w:pPr>
+      <w:rPr>
+        <w:rFonts w:ascii="Wingdings" w:hAnsi="Wingdings" w:hint="default"/>
+        <w:sz w:val="20"/>
+      </w:rPr>
+    </w:lvl>
+    <w:lvl w:ilvl="4" w:tentative="1">
+      <w:start w:val="1"/>
+      <w:numFmt w:val="bullet"/>
+      <w:lvlText w:val=""/>
+      <w:lvlJc w:val="left"/>
+      <w:pPr>
+        <w:tabs>
+          <w:tab w:val="num" w:pos="3600"/>
+        </w:tabs>
+        <w:ind w:left="3600" w:hanging="360"/>
+      </w:pPr>
+      <w:rPr>
+        <w:rFonts w:ascii="Wingdings" w:hAnsi="Wingdings" w:hint="default"/>
+        <w:sz w:val="20"/>
+      </w:rPr>
+    </w:lvl>
+    <w:lvl w:ilvl="5" w:tentative="1">
+      <w:start w:val="1"/>
+      <w:numFmt w:val="bullet"/>
+      <w:lvlText w:val=""/>
+      <w:lvlJc w:val="left"/>
+      <w:pPr>
+        <w:tabs>
+          <w:tab w:val="num" w:pos="4320"/>
+        </w:tabs>
+        <w:ind w:left="4320" w:hanging="360"/>
+      </w:pPr>
+      <w:rPr>
+        <w:rFonts w:ascii="Wingdings" w:hAnsi="Wingdings" w:hint="default"/>
+        <w:sz w:val="20"/>
+      </w:rPr>
+    </w:lvl>
+    <w:lvl w:ilvl="6" w:tentative="1">
+      <w:start w:val="1"/>
+      <w:numFmt w:val="bullet"/>
+      <w:lvlText w:val=""/>
+      <w:lvlJc w:val="left"/>
+      <w:pPr>
+        <w:tabs>
+          <w:tab w:val="num" w:pos="5040"/>
+        </w:tabs>
+        <w:ind w:left="5040" w:hanging="360"/>
+      </w:pPr>
+      <w:rPr>
+        <w:rFonts w:ascii="Wingdings" w:hAnsi="Wingdings" w:hint="default"/>
+        <w:sz w:val="20"/>
+      </w:rPr>
+    </w:lvl>
+    <w:lvl w:ilvl="7" w:tentative="1">
+      <w:start w:val="1"/>
+      <w:numFmt w:val="bullet"/>
+      <w:lvlText w:val=""/>
+      <w:lvlJc w:val="left"/>
+      <w:pPr>
+        <w:tabs>
+          <w:tab w:val="num" w:pos="5760"/>
+        </w:tabs>
+        <w:ind w:left="5760" w:hanging="360"/>
+      </w:pPr>
+      <w:rPr>
+        <w:rFonts w:ascii="Wingdings" w:hAnsi="Wingdings" w:hint="default"/>
+        <w:sz w:val="20"/>
+      </w:rPr>
+    </w:lvl>
+    <w:lvl w:ilvl="8" w:tentative="1">
+      <w:start w:val="1"/>
+      <w:numFmt w:val="bullet"/>
+      <w:lvlText w:val=""/>
+      <w:lvlJc w:val="left"/>
+      <w:pPr>
+        <w:tabs>
+          <w:tab w:val="num" w:pos="6480"/>
+        </w:tabs>
+        <w:ind w:left="6480" w:hanging="360"/>
+      </w:pPr>
+      <w:rPr>
+        <w:rFonts w:ascii="Wingdings" w:hAnsi="Wingdings" w:hint="default"/>
+        <w:sz w:val="20"/>
+      </w:rPr>
+    </w:lvl>
+  </w:abstractNum>
+  <w:abstractNum w:abstractNumId="1" w15:restartNumberingAfterBreak="0">
+    <w:nsid w:val="1A7651E3"/>
+    <w:multiLevelType w:val="multilevel"/>
+    <w:tmpl w:val="61BA8112"/>
+    <w:lvl w:ilvl="0">
+      <w:start w:val="1"/>
+      <w:numFmt w:val="bullet"/>
+      <w:lvlText w:val=""/>
+      <w:lvlJc w:val="left"/>
+      <w:pPr>
+        <w:tabs>
+          <w:tab w:val="num" w:pos="720"/>
+        </w:tabs>
+        <w:ind w:left="720" w:hanging="360"/>
+      </w:pPr>
+      <w:rPr>
+        <w:rFonts w:ascii="Symbol" w:hAnsi="Symbol" w:hint="default"/>
+        <w:sz w:val="20"/>
+      </w:rPr>
+    </w:lvl>
+    <w:lvl w:ilvl="1" w:tentative="1">
+      <w:start w:val="1"/>
+      <w:numFmt w:val="bullet"/>
+      <w:lvlText w:val="o"/>
+      <w:lvlJc w:val="left"/>
+      <w:pPr>
+        <w:tabs>
+          <w:tab w:val="num" w:pos="1440"/>
+        </w:tabs>
+        <w:ind w:left="1440" w:hanging="360"/>
+      </w:pPr>
+      <w:rPr>
+        <w:rFonts w:ascii="Courier New" w:hAnsi="Courier New" w:hint="default"/>
+        <w:sz w:val="20"/>
+      </w:rPr>
+    </w:lvl>
+    <w:lvl w:ilvl="2" w:tentative="1">
+      <w:start w:val="1"/>
+      <w:numFmt w:val="bullet"/>
+      <w:lvlText w:val=""/>
+      <w:lvlJc w:val="left"/>
+      <w:pPr>
+        <w:tabs>
+          <w:tab w:val="num" w:pos="2160"/>
+        </w:tabs>
+        <w:ind w:left="2160" w:hanging="360"/>
+      </w:pPr>
+      <w:rPr>
+        <w:rFonts w:ascii="Wingdings" w:hAnsi="Wingdings" w:hint="default"/>
+        <w:sz w:val="20"/>
+      </w:rPr>
+    </w:lvl>
+    <w:lvl w:ilvl="3" w:tentative="1">
+      <w:start w:val="1"/>
+      <w:numFmt w:val="bullet"/>
+      <w:lvlText w:val=""/>
+      <w:lvlJc w:val="left"/>
+      <w:pPr>
+        <w:tabs>
+          <w:tab w:val="num" w:pos="2880"/>
+        </w:tabs>
+        <w:ind w:left="2880" w:hanging="360"/>
+      </w:pPr>
+      <w:rPr>
+        <w:rFonts w:ascii="Wingdings" w:hAnsi="Wingdings" w:hint="default"/>
+        <w:sz w:val="20"/>
+      </w:rPr>
+    </w:lvl>
+    <w:lvl w:ilvl="4" w:tentative="1">
+      <w:start w:val="1"/>
+      <w:numFmt w:val="bullet"/>
+      <w:lvlText w:val=""/>
+      <w:lvlJc w:val="left"/>
+      <w:pPr>
+        <w:tabs>
+          <w:tab w:val="num" w:pos="3600"/>
+        </w:tabs>
+        <w:ind w:left="3600" w:hanging="360"/>
+      </w:pPr>
+      <w:rPr>
+        <w:rFonts w:ascii="Wingdings" w:hAnsi="Wingdings" w:hint="default"/>
+        <w:sz w:val="20"/>
+      </w:rPr>
+    </w:lvl>
+    <w:lvl w:ilvl="5" w:tentative="1">
+      <w:start w:val="1"/>
+      <w:numFmt w:val="bullet"/>
+      <w:lvlText w:val=""/>
+      <w:lvlJc w:val="left"/>
+      <w:pPr>
+        <w:tabs>
+          <w:tab w:val="num" w:pos="4320"/>
+        </w:tabs>
+        <w:ind w:left="4320" w:hanging="360"/>
+      </w:pPr>
+      <w:rPr>
+        <w:rFonts w:ascii="Wingdings" w:hAnsi="Wingdings" w:hint="default"/>
+        <w:sz w:val="20"/>
+      </w:rPr>
+    </w:lvl>
+    <w:lvl w:ilvl="6" w:tentative="1">
+      <w:start w:val="1"/>
+      <w:numFmt w:val="bullet"/>
+      <w:lvlText w:val=""/>
+      <w:lvlJc w:val="left"/>
+      <w:pPr>
+        <w:tabs>
+          <w:tab w:val="num" w:pos="5040"/>
+        </w:tabs>
+        <w:ind w:left="5040" w:hanging="360"/>
+      </w:pPr>
+      <w:rPr>
+        <w:rFonts w:ascii="Wingdings" w:hAnsi="Wingdings" w:hint="default"/>
+        <w:sz w:val="20"/>
+      </w:rPr>
+    </w:lvl>
+    <w:lvl w:ilvl="7" w:tentative="1">
+      <w:start w:val="1"/>
+      <w:numFmt w:val="bullet"/>
+      <w:lvlText w:val=""/>
+      <w:lvlJc w:val="left"/>
+      <w:pPr>
+        <w:tabs>
+          <w:tab w:val="num" w:pos="5760"/>
+        </w:tabs>
+        <w:ind w:left="5760" w:hanging="360"/>
+      </w:pPr>
+      <w:rPr>
+        <w:rFonts w:ascii="Wingdings" w:hAnsi="Wingdings" w:hint="default"/>
+        <w:sz w:val="20"/>
+      </w:rPr>
+    </w:lvl>
+    <w:lvl w:ilvl="8" w:tentative="1">
+      <w:start w:val="1"/>
+      <w:numFmt w:val="bullet"/>
+      <w:lvlText w:val=""/>
+      <w:lvlJc w:val="left"/>
+      <w:pPr>
+        <w:tabs>
+          <w:tab w:val="num" w:pos="6480"/>
+        </w:tabs>
+        <w:ind w:left="6480" w:hanging="360"/>
+      </w:pPr>
+      <w:rPr>
+        <w:rFonts w:ascii="Wingdings" w:hAnsi="Wingdings" w:hint="default"/>
+        <w:sz w:val="20"/>
+      </w:rPr>
+    </w:lvl>
+  </w:abstractNum>
+  <w:abstractNum w:abstractNumId="2" w15:restartNumberingAfterBreak="0">
+    <w:nsid w:val="1AC81653"/>
+    <w:multiLevelType w:val="hybridMultilevel"/>
+    <w:tmpl w:val="B32C470A"/>
+    <w:lvl w:ilvl="0" w:tplc="440A0001">
+      <w:start w:val="1"/>
+      <w:numFmt w:val="bullet"/>
+      <w:lvlText w:val=""/>
+      <w:lvlJc w:val="left"/>
+      <w:pPr>
+        <w:ind w:left="720" w:hanging="360"/>
+      </w:pPr>
+      <w:rPr>
+        <w:rFonts w:ascii="Symbol" w:hAnsi="Symbol" w:hint="default"/>
+      </w:rPr>
+    </w:lvl>
+    <w:lvl w:ilvl="1" w:tplc="440A0003">
+      <w:start w:val="1"/>
+      <w:numFmt w:val="bullet"/>
+      <w:lvlText w:val="o"/>
+      <w:lvlJc w:val="left"/>
+      <w:pPr>
+        <w:ind w:left="1440" w:hanging="360"/>
+      </w:pPr>
+      <w:rPr>
+        <w:rFonts w:ascii="Courier New" w:hAnsi="Courier New" w:cs="Courier New" w:hint="default"/>
+      </w:rPr>
+    </w:lvl>
+    <w:lvl w:ilvl="2" w:tplc="440A0005" w:tentative="1">
+      <w:start w:val="1"/>
+      <w:numFmt w:val="bullet"/>
+      <w:lvlText w:val=""/>
+      <w:lvlJc w:val="left"/>
+      <w:pPr>
+        <w:ind w:left="2160" w:hanging="360"/>
+      </w:pPr>
+      <w:rPr>
+        <w:rFonts w:ascii="Wingdings" w:hAnsi="Wingdings" w:hint="default"/>
+      </w:rPr>
+    </w:lvl>
+    <w:lvl w:ilvl="3" w:tplc="440A0001" w:tentative="1">
+      <w:start w:val="1"/>
+      <w:numFmt w:val="bullet"/>
+      <w:lvlText w:val=""/>
+      <w:lvlJc w:val="left"/>
+      <w:pPr>
+        <w:ind w:left="2880" w:hanging="360"/>
+      </w:pPr>
+      <w:rPr>
+        <w:rFonts w:ascii="Symbol" w:hAnsi="Symbol" w:hint="default"/>
+      </w:rPr>
+    </w:lvl>
+    <w:lvl w:ilvl="4" w:tplc="440A0003" w:tentative="1">
+      <w:start w:val="1"/>
+      <w:numFmt w:val="bullet"/>
+      <w:lvlText w:val="o"/>
+      <w:lvlJc w:val="left"/>
+      <w:pPr>
+        <w:ind w:left="3600" w:hanging="360"/>
+      </w:pPr>
+      <w:rPr>
+        <w:rFonts w:ascii="Courier New" w:hAnsi="Courier New" w:cs="Courier New" w:hint="default"/>
+      </w:rPr>
+    </w:lvl>
+    <w:lvl w:ilvl="5" w:tplc="440A0005" w:tentative="1">
+      <w:start w:val="1"/>
+      <w:numFmt w:val="bullet"/>
+      <w:lvlText w:val=""/>
+      <w:lvlJc w:val="left"/>
+      <w:pPr>
+        <w:ind w:left="4320" w:hanging="360"/>
+      </w:pPr>
+      <w:rPr>
+        <w:rFonts w:ascii="Wingdings" w:hAnsi="Wingdings" w:hint="default"/>
+      </w:rPr>
+    </w:lvl>
+    <w:lvl w:ilvl="6" w:tplc="440A0001" w:tentative="1">
+      <w:start w:val="1"/>
+      <w:numFmt w:val="bullet"/>
+      <w:lvlText w:val=""/>
+      <w:lvlJc w:val="left"/>
+      <w:pPr>
+        <w:ind w:left="5040" w:hanging="360"/>
+      </w:pPr>
+      <w:rPr>
+        <w:rFonts w:ascii="Symbol" w:hAnsi="Symbol" w:hint="default"/>
+      </w:rPr>
+    </w:lvl>
+    <w:lvl w:ilvl="7" w:tplc="440A0003" w:tentative="1">
+      <w:start w:val="1"/>
+      <w:numFmt w:val="bullet"/>
+      <w:lvlText w:val="o"/>
+      <w:lvlJc w:val="left"/>
+      <w:pPr>
+        <w:ind w:left="5760" w:hanging="360"/>
+      </w:pPr>
+      <w:rPr>
+        <w:rFonts w:ascii="Courier New" w:hAnsi="Courier New" w:cs="Courier New" w:hint="default"/>
+      </w:rPr>
+    </w:lvl>
+    <w:lvl w:ilvl="8" w:tplc="440A0005" w:tentative="1">
+      <w:start w:val="1"/>
+      <w:numFmt w:val="bullet"/>
+      <w:lvlText w:val=""/>
+      <w:lvlJc w:val="left"/>
+      <w:pPr>
+        <w:ind w:left="6480" w:hanging="360"/>
+      </w:pPr>
+      <w:rPr>
+        <w:rFonts w:ascii="Wingdings" w:hAnsi="Wingdings" w:hint="default"/>
+      </w:rPr>
+    </w:lvl>
+  </w:abstractNum>
+  <w:abstractNum w:abstractNumId="3" w15:restartNumberingAfterBreak="0">
+    <w:nsid w:val="32134733"/>
+    <w:multiLevelType w:val="multilevel"/>
+    <w:tmpl w:val="63729DF6"/>
+    <w:lvl w:ilvl="0">
+      <w:start w:val="1"/>
+      <w:numFmt w:val="bullet"/>
+      <w:lvlText w:val=""/>
+      <w:lvlJc w:val="left"/>
+      <w:pPr>
+        <w:tabs>
+          <w:tab w:val="num" w:pos="720"/>
+        </w:tabs>
+        <w:ind w:left="720" w:hanging="360"/>
+      </w:pPr>
+      <w:rPr>
+        <w:rFonts w:ascii="Symbol" w:hAnsi="Symbol" w:hint="default"/>
+        <w:sz w:val="20"/>
+      </w:rPr>
+    </w:lvl>
+    <w:lvl w:ilvl="1" w:tentative="1">
+      <w:start w:val="1"/>
+      <w:numFmt w:val="bullet"/>
+      <w:lvlText w:val="o"/>
+      <w:lvlJc w:val="left"/>
+      <w:pPr>
+        <w:tabs>
+          <w:tab w:val="num" w:pos="1440"/>
+        </w:tabs>
+        <w:ind w:left="1440" w:hanging="360"/>
+      </w:pPr>
+      <w:rPr>
+        <w:rFonts w:ascii="Courier New" w:hAnsi="Courier New" w:hint="default"/>
+        <w:sz w:val="20"/>
+      </w:rPr>
+    </w:lvl>
+    <w:lvl w:ilvl="2" w:tentative="1">
+      <w:start w:val="1"/>
+      <w:numFmt w:val="bullet"/>
+      <w:lvlText w:val=""/>
+      <w:lvlJc w:val="left"/>
+      <w:pPr>
+        <w:tabs>
+          <w:tab w:val="num" w:pos="2160"/>
+        </w:tabs>
+        <w:ind w:left="2160" w:hanging="360"/>
+      </w:pPr>
+      <w:rPr>
+        <w:rFonts w:ascii="Wingdings" w:hAnsi="Wingdings" w:hint="default"/>
+        <w:sz w:val="20"/>
+      </w:rPr>
+    </w:lvl>
+    <w:lvl w:ilvl="3" w:tentative="1">
+      <w:start w:val="1"/>
+      <w:numFmt w:val="bullet"/>
+      <w:lvlText w:val=""/>
+      <w:lvlJc w:val="left"/>
+      <w:pPr>
+        <w:tabs>
+          <w:tab w:val="num" w:pos="2880"/>
+        </w:tabs>
+        <w:ind w:left="2880" w:hanging="360"/>
+      </w:pPr>
+      <w:rPr>
+        <w:rFonts w:ascii="Wingdings" w:hAnsi="Wingdings" w:hint="default"/>
+        <w:sz w:val="20"/>
+      </w:rPr>
+    </w:lvl>
+    <w:lvl w:ilvl="4" w:tentative="1">
+      <w:start w:val="1"/>
+      <w:numFmt w:val="bullet"/>
+      <w:lvlText w:val=""/>
+      <w:lvlJc w:val="left"/>
+      <w:pPr>
+        <w:tabs>
+          <w:tab w:val="num" w:pos="3600"/>
+        </w:tabs>
+        <w:ind w:left="3600" w:hanging="360"/>
+      </w:pPr>
+      <w:rPr>
+        <w:rFonts w:ascii="Wingdings" w:hAnsi="Wingdings" w:hint="default"/>
+        <w:sz w:val="20"/>
+      </w:rPr>
+    </w:lvl>
+    <w:lvl w:ilvl="5" w:tentative="1">
+      <w:start w:val="1"/>
+      <w:numFmt w:val="bullet"/>
+      <w:lvlText w:val=""/>
+      <w:lvlJc w:val="left"/>
+      <w:pPr>
+        <w:tabs>
+          <w:tab w:val="num" w:pos="4320"/>
+        </w:tabs>
+        <w:ind w:left="4320" w:hanging="360"/>
+      </w:pPr>
+      <w:rPr>
+        <w:rFonts w:ascii="Wingdings" w:hAnsi="Wingdings" w:hint="default"/>
+        <w:sz w:val="20"/>
+      </w:rPr>
+    </w:lvl>
+    <w:lvl w:ilvl="6" w:tentative="1">
+      <w:start w:val="1"/>
+      <w:numFmt w:val="bullet"/>
+      <w:lvlText w:val=""/>
+      <w:lvlJc w:val="left"/>
+      <w:pPr>
+        <w:tabs>
+          <w:tab w:val="num" w:pos="5040"/>
+        </w:tabs>
+        <w:ind w:left="5040" w:hanging="360"/>
+      </w:pPr>
+      <w:rPr>
+        <w:rFonts w:ascii="Wingdings" w:hAnsi="Wingdings" w:hint="default"/>
+        <w:sz w:val="20"/>
+      </w:rPr>
+    </w:lvl>
+    <w:lvl w:ilvl="7" w:tentative="1">
+      <w:start w:val="1"/>
+      <w:numFmt w:val="bullet"/>
+      <w:lvlText w:val=""/>
+      <w:lvlJc w:val="left"/>
+      <w:pPr>
+        <w:tabs>
+          <w:tab w:val="num" w:pos="5760"/>
+        </w:tabs>
+        <w:ind w:left="5760" w:hanging="360"/>
+      </w:pPr>
+      <w:rPr>
+        <w:rFonts w:ascii="Wingdings" w:hAnsi="Wingdings" w:hint="default"/>
+        <w:sz w:val="20"/>
+      </w:rPr>
+    </w:lvl>
+    <w:lvl w:ilvl="8" w:tentative="1">
+      <w:start w:val="1"/>
+      <w:numFmt w:val="bullet"/>
+      <w:lvlText w:val=""/>
+      <w:lvlJc w:val="left"/>
+      <w:pPr>
+        <w:tabs>
+          <w:tab w:val="num" w:pos="6480"/>
+        </w:tabs>
+        <w:ind w:left="6480" w:hanging="360"/>
+      </w:pPr>
+      <w:rPr>
+        <w:rFonts w:ascii="Wingdings" w:hAnsi="Wingdings" w:hint="default"/>
+        <w:sz w:val="20"/>
+      </w:rPr>
+    </w:lvl>
+  </w:abstractNum>
+  <w:abstractNum w:abstractNumId="4" w15:restartNumberingAfterBreak="0">
+    <w:nsid w:val="527B09A6"/>
+    <w:multiLevelType w:val="multilevel"/>
+    <w:tmpl w:val="BD3C5E76"/>
+    <w:lvl w:ilvl="0">
+      <w:start w:val="1"/>
+      <w:numFmt w:val="bullet"/>
+      <w:lvlText w:val=""/>
+      <w:lvlJc w:val="left"/>
+      <w:pPr>
+        <w:tabs>
+          <w:tab w:val="num" w:pos="720"/>
+        </w:tabs>
+        <w:ind w:left="720" w:hanging="360"/>
+      </w:pPr>
+      <w:rPr>
+        <w:rFonts w:ascii="Symbol" w:hAnsi="Symbol" w:hint="default"/>
+        <w:sz w:val="20"/>
+      </w:rPr>
+    </w:lvl>
+    <w:lvl w:ilvl="1" w:tentative="1">
+      <w:start w:val="1"/>
+      <w:numFmt w:val="bullet"/>
+      <w:lvlText w:val="o"/>
+      <w:lvlJc w:val="left"/>
+      <w:pPr>
+        <w:tabs>
+          <w:tab w:val="num" w:pos="1440"/>
+        </w:tabs>
+        <w:ind w:left="1440" w:hanging="360"/>
+      </w:pPr>
+      <w:rPr>
+        <w:rFonts w:ascii="Courier New" w:hAnsi="Courier New" w:hint="default"/>
+        <w:sz w:val="20"/>
+      </w:rPr>
+    </w:lvl>
+    <w:lvl w:ilvl="2" w:tentative="1">
+      <w:start w:val="1"/>
+      <w:numFmt w:val="bullet"/>
+      <w:lvlText w:val=""/>
+      <w:lvlJc w:val="left"/>
+      <w:pPr>
+        <w:tabs>
+          <w:tab w:val="num" w:pos="2160"/>
+        </w:tabs>
+        <w:ind w:left="2160" w:hanging="360"/>
+      </w:pPr>
+      <w:rPr>
+        <w:rFonts w:ascii="Wingdings" w:hAnsi="Wingdings" w:hint="default"/>
+        <w:sz w:val="20"/>
+      </w:rPr>
+    </w:lvl>
+    <w:lvl w:ilvl="3" w:tentative="1">
+      <w:start w:val="1"/>
+      <w:numFmt w:val="bullet"/>
+      <w:lvlText w:val=""/>
+      <w:lvlJc w:val="left"/>
+      <w:pPr>
+        <w:tabs>
+          <w:tab w:val="num" w:pos="2880"/>
+        </w:tabs>
+        <w:ind w:left="2880" w:hanging="360"/>
+      </w:pPr>
+      <w:rPr>
+        <w:rFonts w:ascii="Wingdings" w:hAnsi="Wingdings" w:hint="default"/>
+        <w:sz w:val="20"/>
+      </w:rPr>
+    </w:lvl>
+    <w:lvl w:ilvl="4" w:tentative="1">
+      <w:start w:val="1"/>
+      <w:numFmt w:val="bullet"/>
+      <w:lvlText w:val=""/>
+      <w:lvlJc w:val="left"/>
+      <w:pPr>
+        <w:tabs>
+          <w:tab w:val="num" w:pos="3600"/>
+        </w:tabs>
+        <w:ind w:left="3600" w:hanging="360"/>
+      </w:pPr>
+      <w:rPr>
+        <w:rFonts w:ascii="Wingdings" w:hAnsi="Wingdings" w:hint="default"/>
+        <w:sz w:val="20"/>
+      </w:rPr>
+    </w:lvl>
+    <w:lvl w:ilvl="5" w:tentative="1">
+      <w:start w:val="1"/>
+      <w:numFmt w:val="bullet"/>
+      <w:lvlText w:val=""/>
+      <w:lvlJc w:val="left"/>
+      <w:pPr>
+        <w:tabs>
+          <w:tab w:val="num" w:pos="4320"/>
+        </w:tabs>
+        <w:ind w:left="4320" w:hanging="360"/>
+      </w:pPr>
+      <w:rPr>
+        <w:rFonts w:ascii="Wingdings" w:hAnsi="Wingdings" w:hint="default"/>
+        <w:sz w:val="20"/>
+      </w:rPr>
+    </w:lvl>
+    <w:lvl w:ilvl="6" w:tentative="1">
+      <w:start w:val="1"/>
+      <w:numFmt w:val="bullet"/>
+      <w:lvlText w:val=""/>
+      <w:lvlJc w:val="left"/>
+      <w:pPr>
+        <w:tabs>
+          <w:tab w:val="num" w:pos="5040"/>
+        </w:tabs>
+        <w:ind w:left="5040" w:hanging="360"/>
+      </w:pPr>
+      <w:rPr>
+        <w:rFonts w:ascii="Wingdings" w:hAnsi="Wingdings" w:hint="default"/>
+        <w:sz w:val="20"/>
+      </w:rPr>
+    </w:lvl>
+    <w:lvl w:ilvl="7" w:tentative="1">
+      <w:start w:val="1"/>
+      <w:numFmt w:val="bullet"/>
+      <w:lvlText w:val=""/>
+      <w:lvlJc w:val="left"/>
+      <w:pPr>
+        <w:tabs>
+          <w:tab w:val="num" w:pos="5760"/>
+        </w:tabs>
+        <w:ind w:left="5760" w:hanging="360"/>
+      </w:pPr>
+      <w:rPr>
+        <w:rFonts w:ascii="Wingdings" w:hAnsi="Wingdings" w:hint="default"/>
+        <w:sz w:val="20"/>
+      </w:rPr>
+    </w:lvl>
+    <w:lvl w:ilvl="8" w:tentative="1">
+      <w:start w:val="1"/>
+      <w:numFmt w:val="bullet"/>
+      <w:lvlText w:val=""/>
+      <w:lvlJc w:val="left"/>
+      <w:pPr>
+        <w:tabs>
+          <w:tab w:val="num" w:pos="6480"/>
+        </w:tabs>
+        <w:ind w:left="6480" w:hanging="360"/>
+      </w:pPr>
+      <w:rPr>
+        <w:rFonts w:ascii="Wingdings" w:hAnsi="Wingdings" w:hint="default"/>
+        <w:sz w:val="20"/>
+      </w:rPr>
+    </w:lvl>
+  </w:abstractNum>
+  <w:abstractNum w:abstractNumId="5" w15:restartNumberingAfterBreak="0">
+    <w:nsid w:val="5A5D6EA0"/>
+    <w:multiLevelType w:val="multilevel"/>
+    <w:tmpl w:val="654C7E8A"/>
+    <w:lvl w:ilvl="0">
+      <w:start w:val="1"/>
+      <w:numFmt w:val="bullet"/>
+      <w:lvlText w:val=""/>
+      <w:lvlJc w:val="left"/>
+      <w:pPr>
+        <w:tabs>
+          <w:tab w:val="num" w:pos="720"/>
+        </w:tabs>
+        <w:ind w:left="720" w:hanging="360"/>
+      </w:pPr>
+      <w:rPr>
+        <w:rFonts w:ascii="Symbol" w:hAnsi="Symbol" w:hint="default"/>
+        <w:sz w:val="20"/>
+      </w:rPr>
+    </w:lvl>
+    <w:lvl w:ilvl="1">
+      <w:start w:val="1"/>
+      <w:numFmt w:val="bullet"/>
+      <w:lvlText w:val="o"/>
+      <w:lvlJc w:val="left"/>
+      <w:pPr>
+        <w:tabs>
+          <w:tab w:val="num" w:pos="1440"/>
+        </w:tabs>
+        <w:ind w:left="1440" w:hanging="360"/>
+      </w:pPr>
+      <w:rPr>
+        <w:rFonts w:ascii="Courier New" w:hAnsi="Courier New" w:hint="default"/>
+        <w:sz w:val="20"/>
+      </w:rPr>
+    </w:lvl>
+    <w:lvl w:ilvl="2" w:tentative="1">
+      <w:start w:val="1"/>
+      <w:numFmt w:val="bullet"/>
+      <w:lvlText w:val=""/>
+      <w:lvlJc w:val="left"/>
+      <w:pPr>
+        <w:tabs>
+          <w:tab w:val="num" w:pos="2160"/>
+        </w:tabs>
+        <w:ind w:left="2160" w:hanging="360"/>
+      </w:pPr>
+      <w:rPr>
+        <w:rFonts w:ascii="Wingdings" w:hAnsi="Wingdings" w:hint="default"/>
+        <w:sz w:val="20"/>
+      </w:rPr>
+    </w:lvl>
+    <w:lvl w:ilvl="3" w:tentative="1">
+      <w:start w:val="1"/>
+      <w:numFmt w:val="bullet"/>
+      <w:lvlText w:val=""/>
+      <w:lvlJc w:val="left"/>
+      <w:pPr>
+        <w:tabs>
+          <w:tab w:val="num" w:pos="2880"/>
+        </w:tabs>
+        <w:ind w:left="2880" w:hanging="360"/>
+      </w:pPr>
+      <w:rPr>
+        <w:rFonts w:ascii="Wingdings" w:hAnsi="Wingdings" w:hint="default"/>
+        <w:sz w:val="20"/>
+      </w:rPr>
+    </w:lvl>
+    <w:lvl w:ilvl="4" w:tentative="1">
+      <w:start w:val="1"/>
+      <w:numFmt w:val="bullet"/>
+      <w:lvlText w:val=""/>
+      <w:lvlJc w:val="left"/>
+      <w:pPr>
+        <w:tabs>
+          <w:tab w:val="num" w:pos="3600"/>
+        </w:tabs>
+        <w:ind w:left="3600" w:hanging="360"/>
+      </w:pPr>
+      <w:rPr>
+        <w:rFonts w:ascii="Wingdings" w:hAnsi="Wingdings" w:hint="default"/>
+        <w:sz w:val="20"/>
+      </w:rPr>
+    </w:lvl>
+    <w:lvl w:ilvl="5" w:tentative="1">
+      <w:start w:val="1"/>
+      <w:numFmt w:val="bullet"/>
+      <w:lvlText w:val=""/>
+      <w:lvlJc w:val="left"/>
+      <w:pPr>
+        <w:tabs>
+          <w:tab w:val="num" w:pos="4320"/>
+        </w:tabs>
+        <w:ind w:left="4320" w:hanging="360"/>
+      </w:pPr>
+      <w:rPr>
+        <w:rFonts w:ascii="Wingdings" w:hAnsi="Wingdings" w:hint="default"/>
+        <w:sz w:val="20"/>
+      </w:rPr>
+    </w:lvl>
+    <w:lvl w:ilvl="6" w:tentative="1">
+      <w:start w:val="1"/>
+      <w:numFmt w:val="bullet"/>
+      <w:lvlText w:val=""/>
+      <w:lvlJc w:val="left"/>
+      <w:pPr>
+        <w:tabs>
+          <w:tab w:val="num" w:pos="5040"/>
+        </w:tabs>
+        <w:ind w:left="5040" w:hanging="360"/>
+      </w:pPr>
+      <w:rPr>
+        <w:rFonts w:ascii="Wingdings" w:hAnsi="Wingdings" w:hint="default"/>
+        <w:sz w:val="20"/>
+      </w:rPr>
+    </w:lvl>
+    <w:lvl w:ilvl="7" w:tentative="1">
+      <w:start w:val="1"/>
+      <w:numFmt w:val="bullet"/>
+      <w:lvlText w:val=""/>
+      <w:lvlJc w:val="left"/>
+      <w:pPr>
+        <w:tabs>
+          <w:tab w:val="num" w:pos="5760"/>
+        </w:tabs>
+        <w:ind w:left="5760" w:hanging="360"/>
+      </w:pPr>
+      <w:rPr>
+        <w:rFonts w:ascii="Wingdings" w:hAnsi="Wingdings" w:hint="default"/>
+        <w:sz w:val="20"/>
+      </w:rPr>
+    </w:lvl>
+    <w:lvl w:ilvl="8" w:tentative="1">
+      <w:start w:val="1"/>
+      <w:numFmt w:val="bullet"/>
+      <w:lvlText w:val=""/>
+      <w:lvlJc w:val="left"/>
+      <w:pPr>
+        <w:tabs>
+          <w:tab w:val="num" w:pos="6480"/>
+        </w:tabs>
+        <w:ind w:left="6480" w:hanging="360"/>
+      </w:pPr>
+      <w:rPr>
+        <w:rFonts w:ascii="Wingdings" w:hAnsi="Wingdings" w:hint="default"/>
+        <w:sz w:val="20"/>
+      </w:rPr>
+    </w:lvl>
+  </w:abstractNum>
+  <w:abstractNum w:abstractNumId="6" w15:restartNumberingAfterBreak="0">
+    <w:nsid w:val="72711C04"/>
+    <w:multiLevelType w:val="multilevel"/>
+    <w:tmpl w:val="DF52F2F8"/>
+    <w:lvl w:ilvl="0">
+      <w:start w:val="1"/>
+      <w:numFmt w:val="bullet"/>
+      <w:lvlText w:val=""/>
+      <w:lvlJc w:val="left"/>
+      <w:pPr>
+        <w:tabs>
+          <w:tab w:val="num" w:pos="720"/>
+        </w:tabs>
+        <w:ind w:left="720" w:hanging="360"/>
+      </w:pPr>
+      <w:rPr>
+        <w:rFonts w:ascii="Symbol" w:hAnsi="Symbol" w:hint="default"/>
+        <w:sz w:val="20"/>
+      </w:rPr>
+    </w:lvl>
+    <w:lvl w:ilvl="1" w:tentative="1">
+      <w:start w:val="1"/>
+      <w:numFmt w:val="bullet"/>
+      <w:lvlText w:val="o"/>
+      <w:lvlJc w:val="left"/>
+      <w:pPr>
+        <w:tabs>
+          <w:tab w:val="num" w:pos="1440"/>
+        </w:tabs>
+        <w:ind w:left="1440" w:hanging="360"/>
+      </w:pPr>
+      <w:rPr>
+        <w:rFonts w:ascii="Courier New" w:hAnsi="Courier New" w:hint="default"/>
+        <w:sz w:val="20"/>
+      </w:rPr>
+    </w:lvl>
+    <w:lvl w:ilvl="2" w:tentative="1">
+      <w:start w:val="1"/>
+      <w:numFmt w:val="bullet"/>
+      <w:lvlText w:val=""/>
+      <w:lvlJc w:val="left"/>
+      <w:pPr>
+        <w:tabs>
+          <w:tab w:val="num" w:pos="2160"/>
+        </w:tabs>
+        <w:ind w:left="2160" w:hanging="360"/>
+      </w:pPr>
+      <w:rPr>
+        <w:rFonts w:ascii="Wingdings" w:hAnsi="Wingdings" w:hint="default"/>
+        <w:sz w:val="20"/>
+      </w:rPr>
+    </w:lvl>
+    <w:lvl w:ilvl="3" w:tentative="1">
+      <w:start w:val="1"/>
+      <w:numFmt w:val="bullet"/>
+      <w:lvlText w:val=""/>
+      <w:lvlJc w:val="left"/>
+      <w:pPr>
+        <w:tabs>
+          <w:tab w:val="num" w:pos="2880"/>
+        </w:tabs>
+        <w:ind w:left="2880" w:hanging="360"/>
+      </w:pPr>
+      <w:rPr>
+        <w:rFonts w:ascii="Wingdings" w:hAnsi="Wingdings" w:hint="default"/>
+        <w:sz w:val="20"/>
+      </w:rPr>
+    </w:lvl>
+    <w:lvl w:ilvl="4" w:tentative="1">
+      <w:start w:val="1"/>
+      <w:numFmt w:val="bullet"/>
+      <w:lvlText w:val=""/>
+      <w:lvlJc w:val="left"/>
+      <w:pPr>
+        <w:tabs>
+          <w:tab w:val="num" w:pos="3600"/>
+        </w:tabs>
+        <w:ind w:left="3600" w:hanging="360"/>
+      </w:pPr>
+      <w:rPr>
+        <w:rFonts w:ascii="Wingdings" w:hAnsi="Wingdings" w:hint="default"/>
+        <w:sz w:val="20"/>
+      </w:rPr>
+    </w:lvl>
+    <w:lvl w:ilvl="5" w:tentative="1">
+      <w:start w:val="1"/>
+      <w:numFmt w:val="bullet"/>
+      <w:lvlText w:val=""/>
+      <w:lvlJc w:val="left"/>
+      <w:pPr>
+        <w:tabs>
+          <w:tab w:val="num" w:pos="4320"/>
+        </w:tabs>
+        <w:ind w:left="4320" w:hanging="360"/>
+      </w:pPr>
+      <w:rPr>
+        <w:rFonts w:ascii="Wingdings" w:hAnsi="Wingdings" w:hint="default"/>
+        <w:sz w:val="20"/>
+      </w:rPr>
+    </w:lvl>
+    <w:lvl w:ilvl="6" w:tentative="1">
+      <w:start w:val="1"/>
+      <w:numFmt w:val="bullet"/>
+      <w:lvlText w:val=""/>
+      <w:lvlJc w:val="left"/>
+      <w:pPr>
+        <w:tabs>
+          <w:tab w:val="num" w:pos="5040"/>
+        </w:tabs>
+        <w:ind w:left="5040" w:hanging="360"/>
+      </w:pPr>
+      <w:rPr>
+        <w:rFonts w:ascii="Wingdings" w:hAnsi="Wingdings" w:hint="default"/>
+        <w:sz w:val="20"/>
+      </w:rPr>
+    </w:lvl>
+    <w:lvl w:ilvl="7" w:tentative="1">
+      <w:start w:val="1"/>
+      <w:numFmt w:val="bullet"/>
+      <w:lvlText w:val=""/>
+      <w:lvlJc w:val="left"/>
+      <w:pPr>
+        <w:tabs>
+          <w:tab w:val="num" w:pos="5760"/>
+        </w:tabs>
+        <w:ind w:left="5760" w:hanging="360"/>
+      </w:pPr>
+      <w:rPr>
+        <w:rFonts w:ascii="Wingdings" w:hAnsi="Wingdings" w:hint="default"/>
+        <w:sz w:val="20"/>
+      </w:rPr>
+    </w:lvl>
+    <w:lvl w:ilvl="8" w:tentative="1">
+      <w:start w:val="1"/>
+      <w:numFmt w:val="bullet"/>
+      <w:lvlText w:val=""/>
+      <w:lvlJc w:val="left"/>
+      <w:pPr>
+        <w:tabs>
+          <w:tab w:val="num" w:pos="6480"/>
+        </w:tabs>
+        <w:ind w:left="6480" w:hanging="360"/>
+      </w:pPr>
+      <w:rPr>
+        <w:rFonts w:ascii="Wingdings" w:hAnsi="Wingdings" w:hint="default"/>
+        <w:sz w:val="20"/>
+      </w:rPr>
+    </w:lvl>
+  </w:abstractNum>
+  <w:num w:numId="1">
+    <w:abstractNumId w:val="4"/>
+  </w:num>
+  <w:num w:numId="2">
+    <w:abstractNumId w:val="3"/>
+  </w:num>
+  <w:num w:numId="3">
+    <w:abstractNumId w:val="1"/>
+  </w:num>
+  <w:num w:numId="4">
+    <w:abstractNumId w:val="0"/>
+  </w:num>
+  <w:num w:numId="5">
+    <w:abstractNumId w:val="5"/>
+  </w:num>
+  <w:num w:numId="6">
+    <w:abstractNumId w:val="6"/>
+  </w:num>
+  <w:num w:numId="7">
+    <w:abstractNumId w:val="2"/>
+  </w:num>
+</w:numbering>
 </file>
 
 <file path=word/styles.xml><?xml version="1.0" encoding="utf-8"?>
@@ -1088,6 +3817,16 @@
   <w:style w:type="paragraph" w:default="1" w:styleId="Normal">
     <w:name w:val="Normal"/>
     <w:qFormat/>
+    <w:rsid w:val="00704AF5"/>
+    <w:pPr>
+      <w:spacing w:after="0" w:line="240" w:lineRule="auto"/>
+    </w:pPr>
+    <w:rPr>
+      <w:kern w:val="2"/>
+      <w:sz w:val="24"/>
+      <w:szCs w:val="24"/>
+      <w14:ligatures w14:val="standardContextual"/>
+    </w:rPr>
   </w:style>
   <w:style w:type="paragraph" w:styleId="Ttulo1">
     <w:name w:val="heading 1"/>
@@ -1096,18 +3835,19 @@
     <w:link w:val="Ttulo1Car"/>
     <w:uiPriority w:val="9"/>
     <w:qFormat/>
-    <w:rsid w:val="00FD6499"/>
+    <w:rsid w:val="00704AF5"/>
     <w:pPr>
       <w:keepNext/>
       <w:keepLines/>
-      <w:spacing w:before="240" w:after="0"/>
+      <w:spacing w:before="360" w:after="80"/>
       <w:outlineLvl w:val="0"/>
     </w:pPr>
     <w:rPr>
-      <w:rFonts w:asciiTheme="majorHAnsi" w:eastAsiaTheme="majorEastAsia" w:hAnsiTheme="majorHAnsi" w:cstheme="majorBidi"/>
+      <w:rFonts w:ascii="Arial" w:eastAsiaTheme="majorEastAsia" w:hAnsi="Arial" w:cstheme="majorBidi"/>
+      <w:b/>
       <w:color w:val="2F5496" w:themeColor="accent1" w:themeShade="BF"/>
-      <w:sz w:val="32"/>
-      <w:szCs w:val="32"/>
+      <w:sz w:val="28"/>
+      <w:szCs w:val="40"/>
     </w:rPr>
   </w:style>
   <w:style w:type="paragraph" w:styleId="Ttulo2">
@@ -1118,18 +3858,39 @@
     <w:uiPriority w:val="9"/>
     <w:unhideWhenUsed/>
     <w:qFormat/>
-    <w:rsid w:val="00FD6499"/>
+    <w:rsid w:val="00704AF5"/>
     <w:pPr>
       <w:keepNext/>
       <w:keepLines/>
-      <w:spacing w:before="40" w:after="0"/>
+      <w:spacing w:before="160" w:after="80"/>
       <w:outlineLvl w:val="1"/>
     </w:pPr>
     <w:rPr>
-      <w:rFonts w:asciiTheme="majorHAnsi" w:eastAsiaTheme="majorEastAsia" w:hAnsiTheme="majorHAnsi" w:cstheme="majorBidi"/>
+      <w:rFonts w:ascii="Arial" w:eastAsiaTheme="majorEastAsia" w:hAnsi="Arial" w:cstheme="majorBidi"/>
       <w:color w:val="2F5496" w:themeColor="accent1" w:themeShade="BF"/>
-      <w:sz w:val="26"/>
-      <w:szCs w:val="26"/>
+      <w:szCs w:val="32"/>
+    </w:rPr>
+  </w:style>
+  <w:style w:type="paragraph" w:styleId="Ttulo3">
+    <w:name w:val="heading 3"/>
+    <w:basedOn w:val="Normal"/>
+    <w:next w:val="Normal"/>
+    <w:link w:val="Ttulo3Car"/>
+    <w:uiPriority w:val="9"/>
+    <w:unhideWhenUsed/>
+    <w:qFormat/>
+    <w:rsid w:val="00704AF5"/>
+    <w:pPr>
+      <w:keepNext/>
+      <w:keepLines/>
+      <w:spacing w:before="160" w:after="80"/>
+      <w:outlineLvl w:val="2"/>
+    </w:pPr>
+    <w:rPr>
+      <w:rFonts w:eastAsiaTheme="majorEastAsia" w:cstheme="majorBidi"/>
+      <w:color w:val="2F5496" w:themeColor="accent1" w:themeShade="BF"/>
+      <w:sz w:val="28"/>
+      <w:szCs w:val="28"/>
     </w:rPr>
   </w:style>
   <w:style w:type="character" w:default="1" w:styleId="Fuentedeprrafopredeter">
@@ -1159,31 +3920,348 @@
     <w:semiHidden/>
     <w:unhideWhenUsed/>
   </w:style>
+  <w:style w:type="character" w:customStyle="1" w:styleId="Ttulo1Car">
+    <w:name w:val="Título 1 Car"/>
+    <w:basedOn w:val="Fuentedeprrafopredeter"/>
+    <w:link w:val="Ttulo1"/>
+    <w:uiPriority w:val="9"/>
+    <w:rsid w:val="00704AF5"/>
+    <w:rPr>
+      <w:rFonts w:ascii="Arial" w:eastAsiaTheme="majorEastAsia" w:hAnsi="Arial" w:cstheme="majorBidi"/>
+      <w:b/>
+      <w:color w:val="2F5496" w:themeColor="accent1" w:themeShade="BF"/>
+      <w:kern w:val="2"/>
+      <w:sz w:val="28"/>
+      <w:szCs w:val="40"/>
+      <w14:ligatures w14:val="standardContextual"/>
+    </w:rPr>
+  </w:style>
   <w:style w:type="character" w:customStyle="1" w:styleId="Ttulo2Car">
     <w:name w:val="Título 2 Car"/>
     <w:basedOn w:val="Fuentedeprrafopredeter"/>
     <w:link w:val="Ttulo2"/>
     <w:uiPriority w:val="9"/>
-    <w:rsid w:val="00FD6499"/>
+    <w:rsid w:val="00704AF5"/>
     <w:rPr>
-      <w:rFonts w:asciiTheme="majorHAnsi" w:eastAsiaTheme="majorEastAsia" w:hAnsiTheme="majorHAnsi" w:cstheme="majorBidi"/>
+      <w:rFonts w:ascii="Arial" w:eastAsiaTheme="majorEastAsia" w:hAnsi="Arial" w:cstheme="majorBidi"/>
       <w:color w:val="2F5496" w:themeColor="accent1" w:themeShade="BF"/>
-      <w:sz w:val="26"/>
-      <w:szCs w:val="26"/>
+      <w:kern w:val="2"/>
+      <w:sz w:val="24"/>
+      <w:szCs w:val="32"/>
+      <w14:ligatures w14:val="standardContextual"/>
     </w:rPr>
   </w:style>
-  <w:style w:type="character" w:customStyle="1" w:styleId="Ttulo1Car">
-    <w:name w:val="Título 1 Car"/>
+  <w:style w:type="character" w:customStyle="1" w:styleId="Ttulo3Car">
+    <w:name w:val="Título 3 Car"/>
     <w:basedOn w:val="Fuentedeprrafopredeter"/>
-    <w:link w:val="Ttulo1"/>
+    <w:link w:val="Ttulo3"/>
     <w:uiPriority w:val="9"/>
-    <w:rsid w:val="00FD6499"/>
+    <w:rsid w:val="00704AF5"/>
     <w:rPr>
-      <w:rFonts w:asciiTheme="majorHAnsi" w:eastAsiaTheme="majorEastAsia" w:hAnsiTheme="majorHAnsi" w:cstheme="majorBidi"/>
+      <w:rFonts w:eastAsiaTheme="majorEastAsia" w:cstheme="majorBidi"/>
       <w:color w:val="2F5496" w:themeColor="accent1" w:themeShade="BF"/>
+      <w:kern w:val="2"/>
+      <w:sz w:val="28"/>
+      <w:szCs w:val="28"/>
+      <w14:ligatures w14:val="standardContextual"/>
+    </w:rPr>
+  </w:style>
+  <w:style w:type="paragraph" w:styleId="Encabezado">
+    <w:name w:val="header"/>
+    <w:basedOn w:val="Normal"/>
+    <w:link w:val="EncabezadoCar"/>
+    <w:uiPriority w:val="99"/>
+    <w:unhideWhenUsed/>
+    <w:rsid w:val="00704AF5"/>
+    <w:pPr>
+      <w:tabs>
+        <w:tab w:val="center" w:pos="4419"/>
+        <w:tab w:val="right" w:pos="8838"/>
+      </w:tabs>
+    </w:pPr>
+  </w:style>
+  <w:style w:type="character" w:customStyle="1" w:styleId="EncabezadoCar">
+    <w:name w:val="Encabezado Car"/>
+    <w:basedOn w:val="Fuentedeprrafopredeter"/>
+    <w:link w:val="Encabezado"/>
+    <w:uiPriority w:val="99"/>
+    <w:rsid w:val="00704AF5"/>
+    <w:rPr>
+      <w:kern w:val="2"/>
+      <w:sz w:val="24"/>
+      <w:szCs w:val="24"/>
+      <w14:ligatures w14:val="standardContextual"/>
+    </w:rPr>
+  </w:style>
+  <w:style w:type="paragraph" w:styleId="Piedepgina">
+    <w:name w:val="footer"/>
+    <w:basedOn w:val="Normal"/>
+    <w:link w:val="PiedepginaCar"/>
+    <w:uiPriority w:val="99"/>
+    <w:unhideWhenUsed/>
+    <w:rsid w:val="00704AF5"/>
+    <w:pPr>
+      <w:tabs>
+        <w:tab w:val="center" w:pos="4419"/>
+        <w:tab w:val="right" w:pos="8838"/>
+      </w:tabs>
+    </w:pPr>
+  </w:style>
+  <w:style w:type="character" w:customStyle="1" w:styleId="PiedepginaCar">
+    <w:name w:val="Pie de página Car"/>
+    <w:basedOn w:val="Fuentedeprrafopredeter"/>
+    <w:link w:val="Piedepgina"/>
+    <w:uiPriority w:val="99"/>
+    <w:rsid w:val="00704AF5"/>
+    <w:rPr>
+      <w:kern w:val="2"/>
+      <w:sz w:val="24"/>
+      <w:szCs w:val="24"/>
+      <w14:ligatures w14:val="standardContextual"/>
+    </w:rPr>
+  </w:style>
+  <w:style w:type="table" w:styleId="Tablaconcuadrcula">
+    <w:name w:val="Table Grid"/>
+    <w:basedOn w:val="Tablanormal"/>
+    <w:uiPriority w:val="39"/>
+    <w:rsid w:val="00704AF5"/>
+    <w:pPr>
+      <w:spacing w:after="0" w:line="240" w:lineRule="auto"/>
+    </w:pPr>
+    <w:rPr>
+      <w:kern w:val="2"/>
+      <w:sz w:val="24"/>
+      <w:szCs w:val="24"/>
+      <w14:ligatures w14:val="standardContextual"/>
+    </w:rPr>
+    <w:tblPr>
+      <w:tblBorders>
+        <w:top w:val="single" w:sz="4" w:space="0" w:color="auto"/>
+        <w:left w:val="single" w:sz="4" w:space="0" w:color="auto"/>
+        <w:bottom w:val="single" w:sz="4" w:space="0" w:color="auto"/>
+        <w:right w:val="single" w:sz="4" w:space="0" w:color="auto"/>
+        <w:insideH w:val="single" w:sz="4" w:space="0" w:color="auto"/>
+        <w:insideV w:val="single" w:sz="4" w:space="0" w:color="auto"/>
+      </w:tblBorders>
+    </w:tblPr>
+  </w:style>
+  <w:style w:type="paragraph" w:styleId="TtuloTDC">
+    <w:name w:val="TOC Heading"/>
+    <w:basedOn w:val="Ttulo1"/>
+    <w:next w:val="Normal"/>
+    <w:uiPriority w:val="39"/>
+    <w:unhideWhenUsed/>
+    <w:qFormat/>
+    <w:rsid w:val="00704AF5"/>
+    <w:pPr>
+      <w:spacing w:before="240" w:after="0" w:line="259" w:lineRule="auto"/>
+      <w:outlineLvl w:val="9"/>
+    </w:pPr>
+    <w:rPr>
+      <w:rFonts w:asciiTheme="majorHAnsi" w:hAnsiTheme="majorHAnsi"/>
+      <w:b w:val="0"/>
+      <w:kern w:val="0"/>
       <w:sz w:val="32"/>
       <w:szCs w:val="32"/>
+      <w:lang w:eastAsia="es-SV"/>
+      <w14:ligatures w14:val="none"/>
     </w:rPr>
+  </w:style>
+  <w:style w:type="paragraph" w:styleId="TDC1">
+    <w:name w:val="toc 1"/>
+    <w:basedOn w:val="Normal"/>
+    <w:next w:val="Normal"/>
+    <w:autoRedefine/>
+    <w:uiPriority w:val="39"/>
+    <w:unhideWhenUsed/>
+    <w:rsid w:val="00704AF5"/>
+    <w:pPr>
+      <w:spacing w:after="100"/>
+    </w:pPr>
+  </w:style>
+  <w:style w:type="paragraph" w:styleId="TDC2">
+    <w:name w:val="toc 2"/>
+    <w:basedOn w:val="Normal"/>
+    <w:next w:val="Normal"/>
+    <w:autoRedefine/>
+    <w:uiPriority w:val="39"/>
+    <w:unhideWhenUsed/>
+    <w:rsid w:val="00704AF5"/>
+    <w:pPr>
+      <w:spacing w:after="100"/>
+      <w:ind w:left="240"/>
+    </w:pPr>
+  </w:style>
+  <w:style w:type="character" w:styleId="Hipervnculo">
+    <w:name w:val="Hyperlink"/>
+    <w:basedOn w:val="Fuentedeprrafopredeter"/>
+    <w:uiPriority w:val="99"/>
+    <w:unhideWhenUsed/>
+    <w:rsid w:val="00704AF5"/>
+    <w:rPr>
+      <w:color w:val="0563C1" w:themeColor="hyperlink"/>
+      <w:u w:val="single"/>
+    </w:rPr>
+  </w:style>
+  <w:style w:type="paragraph" w:styleId="NormalWeb">
+    <w:name w:val="Normal (Web)"/>
+    <w:basedOn w:val="Normal"/>
+    <w:uiPriority w:val="99"/>
+    <w:semiHidden/>
+    <w:unhideWhenUsed/>
+    <w:rsid w:val="00704AF5"/>
+    <w:pPr>
+      <w:spacing w:before="100" w:beforeAutospacing="1" w:after="100" w:afterAutospacing="1"/>
+    </w:pPr>
+    <w:rPr>
+      <w:rFonts w:ascii="Times New Roman" w:eastAsia="Times New Roman" w:hAnsi="Times New Roman" w:cs="Times New Roman"/>
+      <w:kern w:val="0"/>
+      <w:lang w:eastAsia="es-SV"/>
+      <w14:ligatures w14:val="none"/>
+    </w:rPr>
+  </w:style>
+  <w:style w:type="table" w:styleId="Tabladelista3-nfasis1">
+    <w:name w:val="List Table 3 Accent 1"/>
+    <w:basedOn w:val="Tablanormal"/>
+    <w:uiPriority w:val="48"/>
+    <w:rsid w:val="00704AF5"/>
+    <w:pPr>
+      <w:spacing w:after="0" w:line="240" w:lineRule="auto"/>
+    </w:pPr>
+    <w:rPr>
+      <w:kern w:val="2"/>
+      <w:sz w:val="24"/>
+      <w:szCs w:val="24"/>
+      <w14:ligatures w14:val="standardContextual"/>
+    </w:rPr>
+    <w:tblPr>
+      <w:tblStyleRowBandSize w:val="1"/>
+      <w:tblStyleColBandSize w:val="1"/>
+      <w:tblBorders>
+        <w:top w:val="single" w:sz="4" w:space="0" w:color="4472C4" w:themeColor="accent1"/>
+        <w:left w:val="single" w:sz="4" w:space="0" w:color="4472C4" w:themeColor="accent1"/>
+        <w:bottom w:val="single" w:sz="4" w:space="0" w:color="4472C4" w:themeColor="accent1"/>
+        <w:right w:val="single" w:sz="4" w:space="0" w:color="4472C4" w:themeColor="accent1"/>
+      </w:tblBorders>
+    </w:tblPr>
+    <w:tblStylePr w:type="firstRow">
+      <w:rPr>
+        <w:b/>
+        <w:bCs/>
+        <w:color w:val="FFFFFF" w:themeColor="background1"/>
+      </w:rPr>
+      <w:tblPr/>
+      <w:tcPr>
+        <w:shd w:val="clear" w:color="auto" w:fill="4472C4" w:themeFill="accent1"/>
+      </w:tcPr>
+    </w:tblStylePr>
+    <w:tblStylePr w:type="lastRow">
+      <w:rPr>
+        <w:b/>
+        <w:bCs/>
+      </w:rPr>
+      <w:tblPr/>
+      <w:tcPr>
+        <w:tcBorders>
+          <w:top w:val="double" w:sz="4" w:space="0" w:color="4472C4" w:themeColor="accent1"/>
+        </w:tcBorders>
+        <w:shd w:val="clear" w:color="auto" w:fill="FFFFFF" w:themeFill="background1"/>
+      </w:tcPr>
+    </w:tblStylePr>
+    <w:tblStylePr w:type="firstCol">
+      <w:rPr>
+        <w:b/>
+        <w:bCs/>
+      </w:rPr>
+      <w:tblPr/>
+      <w:tcPr>
+        <w:tcBorders>
+          <w:right w:val="nil"/>
+        </w:tcBorders>
+        <w:shd w:val="clear" w:color="auto" w:fill="FFFFFF" w:themeFill="background1"/>
+      </w:tcPr>
+    </w:tblStylePr>
+    <w:tblStylePr w:type="lastCol">
+      <w:rPr>
+        <w:b/>
+        <w:bCs/>
+      </w:rPr>
+      <w:tblPr/>
+      <w:tcPr>
+        <w:tcBorders>
+          <w:left w:val="nil"/>
+        </w:tcBorders>
+        <w:shd w:val="clear" w:color="auto" w:fill="FFFFFF" w:themeFill="background1"/>
+      </w:tcPr>
+    </w:tblStylePr>
+    <w:tblStylePr w:type="band1Vert">
+      <w:tblPr/>
+      <w:tcPr>
+        <w:tcBorders>
+          <w:left w:val="single" w:sz="4" w:space="0" w:color="4472C4" w:themeColor="accent1"/>
+          <w:right w:val="single" w:sz="4" w:space="0" w:color="4472C4" w:themeColor="accent1"/>
+        </w:tcBorders>
+      </w:tcPr>
+    </w:tblStylePr>
+    <w:tblStylePr w:type="band1Horz">
+      <w:tblPr/>
+      <w:tcPr>
+        <w:tcBorders>
+          <w:top w:val="single" w:sz="4" w:space="0" w:color="4472C4" w:themeColor="accent1"/>
+          <w:bottom w:val="single" w:sz="4" w:space="0" w:color="4472C4" w:themeColor="accent1"/>
+          <w:insideH w:val="nil"/>
+        </w:tcBorders>
+      </w:tcPr>
+    </w:tblStylePr>
+    <w:tblStylePr w:type="neCell">
+      <w:tblPr/>
+      <w:tcPr>
+        <w:tcBorders>
+          <w:left w:val="nil"/>
+          <w:bottom w:val="nil"/>
+        </w:tcBorders>
+      </w:tcPr>
+    </w:tblStylePr>
+    <w:tblStylePr w:type="nwCell">
+      <w:tblPr/>
+      <w:tcPr>
+        <w:tcBorders>
+          <w:bottom w:val="nil"/>
+          <w:right w:val="nil"/>
+        </w:tcBorders>
+      </w:tcPr>
+    </w:tblStylePr>
+    <w:tblStylePr w:type="seCell">
+      <w:tblPr/>
+      <w:tcPr>
+        <w:tcBorders>
+          <w:top w:val="double" w:sz="4" w:space="0" w:color="4472C4" w:themeColor="accent1"/>
+          <w:left w:val="nil"/>
+        </w:tcBorders>
+      </w:tcPr>
+    </w:tblStylePr>
+    <w:tblStylePr w:type="swCell">
+      <w:tblPr/>
+      <w:tcPr>
+        <w:tcBorders>
+          <w:top w:val="double" w:sz="4" w:space="0" w:color="4472C4" w:themeColor="accent1"/>
+          <w:right w:val="nil"/>
+        </w:tcBorders>
+      </w:tcPr>
+    </w:tblStylePr>
+  </w:style>
+  <w:style w:type="paragraph" w:styleId="TDC3">
+    <w:name w:val="toc 3"/>
+    <w:basedOn w:val="Normal"/>
+    <w:next w:val="Normal"/>
+    <w:autoRedefine/>
+    <w:uiPriority w:val="39"/>
+    <w:unhideWhenUsed/>
+    <w:rsid w:val="00704AF5"/>
+    <w:pPr>
+      <w:spacing w:after="100"/>
+      <w:ind w:left="480"/>
+    </w:pPr>
   </w:style>
 </w:styles>
 </file>
